--- a/docs/manuali/guida_cliente.docx
+++ b/docs/manuali/guida_cliente.docx
@@ -19551,6 +19551,20 @@
         </w:tc>
       </w:tr>
     </w:tbl>
+    <w:p>
+      <w:pPr>
+        <w:spacing w:before="360" w:after="0"/>
+        <w:jc w:val="center"/>
+      </w:pPr>
+      <w:r>
+        <w:rPr>
+          <w:rFonts w:ascii="PT Sans Narrow" w:hAnsi="PT Sans Narrow"/>
+          <w:color w:val="6C757D"/>
+          <w:sz w:val="16"/>
+        </w:rPr>
+        <w:t>QuickLunch  ·  © 2024–26 DS Consulting</w:t>
+      </w:r>
+    </w:p>
     <w:sectPr>
       <w:pgSz w:w="11906" w:h="16838"/>
       <w:pgMar w:top="1134" w:right="1247" w:bottom="1134" w:left="1247" w:header="720" w:footer="720" w:gutter="0"/>

--- a/docs/manuali/guida_cliente.docx
+++ b/docs/manuali/guida_cliente.docx
@@ -19563,6 +19563,21 @@
           <w:sz w:val="16"/>
         </w:rPr>
         <w:t>QuickLunch  ·  © 2024–26 DS Consulting</w:t>
+      </w:r>
+    </w:p>
+    <w:p>
+      <w:pPr>
+        <w:spacing w:before="80" w:after="0"/>
+        <w:jc w:val="center"/>
+      </w:pPr>
+      <w:r>
+        <w:rPr>
+          <w:rFonts w:ascii="PT Sans Narrow" w:hAnsi="PT Sans Narrow"/>
+          <w:b/>
+          <w:color w:val="E94560"/>
+          <w:sz w:val="19"/>
+        </w:rPr>
+        <w:t>Assistenza:  Daniele Speziale — DS Consulting  ·  dspeziale@gmail.com  ·  +39 352 0150489</w:t>
       </w:r>
     </w:p>
     <w:sectPr>

--- a/docs/manuali/guida_cliente.docx
+++ b/docs/manuali/guida_cliente.docx
@@ -8871,6 +8871,27 @@
         <w:t>Wallet e Punti Fedeltà</w:t>
       </w:r>
     </w:p>
+    <w:p>
+      <w:pPr>
+        <w:spacing w:before="0" w:after="80"/>
+        <w:jc w:val="left"/>
+      </w:pPr>
+      <w:r>
+        <w:rPr>
+          <w:rFonts w:ascii="PT Sans Narrow" w:hAnsi="PT Sans Narrow" w:cs="PT Sans Narrow" w:eastAsia="PT Sans Narrow"/>
+          <w:b w:val="0"/>
+          <w:i w:val="0"/>
+          <w:color w:val="343A40"/>
+          <w:sz w:val="28"/>
+        </w:rPr>
+        <w:t>Nota: il wallet è una funzione che il locale può disattivare. Se nel menu non vedi la voce "Wallet &amp; Fedeltà", nel tuo bar si paga alla cassa al momento del ritiro e questo capitolo non ti riguarda.</w:t>
+      </w:r>
+    </w:p>
+    <w:p>
+      <w:pPr>
+        <w:spacing w:before="0" w:after="120"/>
+      </w:pPr>
+    </w:p>
     <w:tbl>
       <w:tblPr>
         <w:tblLook w:firstColumn="1" w:firstRow="1" w:lastColumn="0" w:lastRow="0" w:noHBand="0" w:noVBand="1" w:val="04A0"/>
@@ -10249,6 +10270,27 @@
         </w:tc>
       </w:tr>
     </w:tbl>
+    <w:p>
+      <w:pPr>
+        <w:spacing w:before="0" w:after="120"/>
+      </w:pPr>
+    </w:p>
+    <w:p>
+      <w:pPr>
+        <w:spacing w:before="0" w:after="80"/>
+        <w:jc w:val="left"/>
+      </w:pPr>
+      <w:r>
+        <w:rPr>
+          <w:rFonts w:ascii="PT Sans Narrow" w:hAnsi="PT Sans Narrow" w:cs="PT Sans Narrow" w:eastAsia="PT Sans Narrow"/>
+          <w:b w:val="0"/>
+          <w:i w:val="0"/>
+          <w:color w:val="343A40"/>
+          <w:sz w:val="28"/>
+        </w:rPr>
+        <w:t>Se il tuo locale lavora senza wallet, il flusso è identico ma il pulsante finale si chiama "Conferma": registri la consumazione e paghi alla cassa.</w:t>
+      </w:r>
+    </w:p>
     <w:p>
       <w:pPr>
         <w:spacing w:before="0" w:after="160"/>

--- a/docs/manuali/guida_cliente.docx
+++ b/docs/manuali/guida_cliente.docx
@@ -7741,6 +7741,27 @@
         </w:rPr>
         <w:t>I Miei Ordini</w:t>
       </w:r>
+    </w:p>
+    <w:p>
+      <w:pPr>
+        <w:spacing w:before="0" w:after="80"/>
+        <w:jc w:val="left"/>
+      </w:pPr>
+      <w:r>
+        <w:rPr>
+          <w:rFonts w:ascii="PT Sans Narrow" w:hAnsi="PT Sans Narrow" w:cs="PT Sans Narrow" w:eastAsia="PT Sans Narrow"/>
+          <w:b w:val="0"/>
+          <w:i w:val="0"/>
+          <w:color w:val="343A40"/>
+          <w:sz w:val="28"/>
+        </w:rPr>
+        <w:t>Il tuo nome sulle liste: quando il tuo ordine compare sul display della cucina, sul tagliando o su una lista stampata, sei indicato con il nome e la sola iniziale del cognome — per esempio "Mario R.". Qui nella tua area personale, invece, il nome resta per intero.</w:t>
+      </w:r>
+    </w:p>
+    <w:p>
+      <w:pPr>
+        <w:spacing w:before="0" w:after="160"/>
+      </w:pPr>
     </w:p>
     <w:p>
       <w:pPr>

--- a/docs/manuali/guida_cliente.docx
+++ b/docs/manuali/guida_cliente.docx
@@ -12769,6 +12769,27 @@
     </w:p>
     <w:p>
       <w:pPr>
+        <w:spacing w:before="0" w:after="80"/>
+        <w:jc w:val="left"/>
+      </w:pPr>
+      <w:r>
+        <w:rPr>
+          <w:rFonts w:ascii="PT Sans Narrow" w:hAnsi="PT Sans Narrow" w:cs="PT Sans Narrow" w:eastAsia="PT Sans Narrow"/>
+          <w:b w:val="0"/>
+          <w:i w:val="0"/>
+          <w:color w:val="343A40"/>
+          <w:sz w:val="28"/>
+        </w:rPr>
+        <w:t>Confermare o disdire dal promemoria: poco prima dell'orario di ritiro ricevi su Telegram un promemoria con due bottoni. Con "Sì, lo ritiro" confermi; con "No, non vengo" la prenotazione viene annullata e la cucina non prepara il tuo pasto — usalo appena sai che non passerai, così non si butta nulla.</w:t>
+      </w:r>
+    </w:p>
+    <w:p>
+      <w:pPr>
+        <w:spacing w:before="0" w:after="160"/>
+      </w:pPr>
+    </w:p>
+    <w:p>
+      <w:pPr>
         <w:spacing w:before="160" w:after="60"/>
       </w:pPr>
       <w:r>
@@ -14720,6 +14741,27 @@
     <w:p>
       <w:pPr>
         <w:spacing w:before="0" w:after="120"/>
+      </w:pPr>
+    </w:p>
+    <w:p>
+      <w:pPr>
+        <w:spacing w:before="0" w:after="80"/>
+        <w:jc w:val="left"/>
+      </w:pPr>
+      <w:r>
+        <w:rPr>
+          <w:rFonts w:ascii="PT Sans Narrow" w:hAnsi="PT Sans Narrow" w:cs="PT Sans Narrow" w:eastAsia="PT Sans Narrow"/>
+          <w:b w:val="0"/>
+          <w:i w:val="0"/>
+          <w:color w:val="343A40"/>
+          <w:sz w:val="28"/>
+        </w:rPr>
+        <w:t>Come collegare Telegram: nell'email di benvenuto trovi il pulsante "Collega Telegram con un clic" — un tocco dal telefono e sei collegato. Se preferisci farlo a mano: apri Telegram, cerca il bot del locale, premi Avvia, scrivi /id e incolla il numero che ti risponde nel campo "Telegram Chat ID" del tuo profilo.</w:t>
+      </w:r>
+    </w:p>
+    <w:p>
+      <w:pPr>
+        <w:spacing w:before="0" w:after="160"/>
       </w:pPr>
     </w:p>
     <w:p>

--- a/docs/manuali/guida_cliente.docx
+++ b/docs/manuali/guida_cliente.docx
@@ -14756,7 +14756,7 @@
           <w:color w:val="343A40"/>
           <w:sz w:val="28"/>
         </w:rPr>
-        <w:t>Come collegare Telegram: nell'email di benvenuto trovi il pulsante "Collega Telegram con un clic" — un tocco dal telefono e sei collegato. Se preferisci farlo a mano: apri Telegram, cerca il bot del locale, premi Avvia, scrivi /id e incolla il numero che ti risponde nel campo "Telegram Chat ID" del tuo profilo.</w:t>
+        <w:t>Come collegare Telegram: nell'email che hai ricevuto premi "Collega Telegram", oppure apri Profilo › Collega Telegram. La pagina ti mostra un codice personale e il pulsante per aprire il bot del locale: premi Avvia, invia il codice in chat, torna sulla pagina e premi "Ho inviato il codice". Non devi cercare nessun numero di identificazione.</w:t>
       </w:r>
     </w:p>
     <w:p>
@@ -19527,7 +19527,7 @@
                 <w:color w:val="16213E"/>
                 <w:sz w:val="22"/>
               </w:rPr>
-              <w:t>Trovare il proprio Chat ID Telegram</w:t>
+              <w:t>Collegare Telegram</w:t>
             </w:r>
           </w:p>
         </w:tc>
@@ -19560,7 +19560,7 @@
                 <w:color w:val="6C757D"/>
                 <w:sz w:val="22"/>
               </w:rPr>
-              <w:t>Telegram → @userinfobot</w:t>
+              <w:t>Profilo → Collega Telegram</w:t>
             </w:r>
           </w:p>
         </w:tc>

--- a/docs/manuali/guida_cliente.docx
+++ b/docs/manuali/guida_cliente.docx
@@ -1297,7 +1297,7 @@
                 <w:color w:val="16213E"/>
                 <w:sz w:val="24"/>
               </w:rPr>
-              <w:t>🗳️  Sondaggi</w:t>
+              <w:t>🥗  La Mia Dieta</w:t>
             </w:r>
           </w:p>
         </w:tc>
@@ -1330,7 +1330,7 @@
                 <w:color w:val="6C757D"/>
                 <w:sz w:val="22"/>
               </w:rPr>
-              <w:t>Vota il menu, risultati in tempo reale</w:t>
+              <w:t>Esigenze alimentari, calorie, piano della settimana</w:t>
             </w:r>
           </w:p>
         </w:tc>
@@ -1394,7 +1394,7 @@
                 <w:color w:val="16213E"/>
                 <w:sz w:val="24"/>
               </w:rPr>
-              <w:t>🔔  Notifiche Telegram</w:t>
+              <w:t>🗳️  Sondaggi</w:t>
             </w:r>
           </w:p>
         </w:tc>
@@ -1427,7 +1427,7 @@
                 <w:color w:val="6C757D"/>
                 <w:sz w:val="22"/>
               </w:rPr>
-              <w:t>Conferme e avvisi automatici via Telegram</w:t>
+              <w:t>Vota il menu, risultati in tempo reale</w:t>
             </w:r>
           </w:p>
         </w:tc>
@@ -1491,7 +1491,7 @@
                 <w:color w:val="16213E"/>
                 <w:sz w:val="24"/>
               </w:rPr>
-              <w:t>❓  Domande Frequenti</w:t>
+              <w:t>🔔  Notifiche Telegram</w:t>
             </w:r>
           </w:p>
         </w:tc>
@@ -1524,7 +1524,7 @@
                 <w:color w:val="6C757D"/>
                 <w:sz w:val="22"/>
               </w:rPr>
-              <w:t>12 risposte ai problemi più comuni</w:t>
+              <w:t>Conferme e avvisi automatici via Telegram</w:t>
             </w:r>
           </w:p>
         </w:tc>
@@ -1588,7 +1588,7 @@
                 <w:color w:val="16213E"/>
                 <w:sz w:val="24"/>
               </w:rPr>
-              <w:t>🧭  Scheda Riassuntiva</w:t>
+              <w:t>❓  Domande Frequenti</w:t>
             </w:r>
           </w:p>
         </w:tc>
@@ -1596,6 +1596,103 @@
           <w:tcPr>
             <w:tcW w:w="4173" w:type="dxa"/>
             <w:shd w:val="clear" w:color="auto" w:fill="F8F9FA"/>
+            <w:tcMar>
+              <w:top w:w="70" w:type="dxa"/>
+              <w:bottom w:w="70" w:type="dxa"/>
+              <w:left w:w="100" w:type="dxa"/>
+              <w:right w:w="60" w:type="dxa"/>
+            </w:tcMar>
+            <w:tcBorders>
+              <w:top w:val="nil"/>
+              <w:bottom w:val="single" w:sz="8" w:color="DEE2E6" w:space="0"/>
+              <w:left w:val="nil"/>
+              <w:right w:val="nil"/>
+            </w:tcBorders>
+          </w:tcPr>
+          <w:p>
+            <w:pPr>
+              <w:spacing w:before="0" w:after="0"/>
+            </w:pPr>
+            <w:r>
+              <w:rPr>
+                <w:rFonts w:ascii="PT Sans Narrow" w:hAnsi="PT Sans Narrow" w:cs="PT Sans Narrow" w:eastAsia="PT Sans Narrow"/>
+                <w:b w:val="0"/>
+                <w:i w:val="0"/>
+                <w:color w:val="6C757D"/>
+                <w:sz w:val="22"/>
+              </w:rPr>
+              <w:t>12 risposte ai problemi più comuni</w:t>
+            </w:r>
+          </w:p>
+        </w:tc>
+      </w:tr>
+      <w:tr>
+        <w:tc>
+          <w:tcPr>
+            <w:tcW w:w="472" w:type="dxa"/>
+            <w:shd w:val="clear" w:color="auto" w:fill="8E44AD"/>
+            <w:tcMar>
+              <w:top w:w="70" w:type="dxa"/>
+              <w:bottom w:w="70" w:type="dxa"/>
+              <w:left w:w="60" w:type="dxa"/>
+              <w:right w:w="60" w:type="dxa"/>
+            </w:tcMar>
+            <w:vAlign w:val="center"/>
+          </w:tcPr>
+          <w:p>
+            <w:pPr>
+              <w:spacing w:before="0" w:after="0"/>
+              <w:jc w:val="center"/>
+            </w:pPr>
+            <w:r>
+              <w:rPr>
+                <w:rFonts w:ascii="PT Sans Narrow" w:hAnsi="PT Sans Narrow" w:cs="PT Sans Narrow" w:eastAsia="PT Sans Narrow"/>
+                <w:b/>
+                <w:i w:val="0"/>
+                <w:color w:val="FFFFFF"/>
+                <w:sz w:val="28"/>
+              </w:rPr>
+              <w:t>14</w:t>
+            </w:r>
+          </w:p>
+        </w:tc>
+        <w:tc>
+          <w:tcPr>
+            <w:tcW w:w="2283" w:type="dxa"/>
+            <w:shd w:val="clear" w:color="auto" w:fill="FFFFFF"/>
+            <w:tcMar>
+              <w:top w:w="70" w:type="dxa"/>
+              <w:bottom w:w="70" w:type="dxa"/>
+              <w:left w:w="100" w:type="dxa"/>
+              <w:right w:w="60" w:type="dxa"/>
+            </w:tcMar>
+            <w:tcBorders>
+              <w:top w:val="nil"/>
+              <w:bottom w:val="single" w:sz="8" w:color="DEE2E6" w:space="0"/>
+              <w:left w:val="nil"/>
+              <w:right w:val="nil"/>
+            </w:tcBorders>
+          </w:tcPr>
+          <w:p>
+            <w:pPr>
+              <w:spacing w:before="0" w:after="0"/>
+            </w:pPr>
+            <w:r>
+              <w:rPr>
+                <w:rFonts w:ascii="PT Sans Narrow" w:hAnsi="PT Sans Narrow" w:cs="PT Sans Narrow" w:eastAsia="PT Sans Narrow"/>
+                <w:b/>
+                <w:i w:val="0"/>
+                <w:color w:val="16213E"/>
+                <w:sz w:val="24"/>
+              </w:rPr>
+              <w:t>🧭  Scheda Riassuntiva</w:t>
+            </w:r>
+          </w:p>
+        </w:tc>
+        <w:tc>
+          <w:tcPr>
+            <w:tcW w:w="4173" w:type="dxa"/>
+            <w:shd w:val="clear" w:color="auto" w:fill="FFFFFF"/>
             <w:tcMar>
               <w:top w:w="70" w:type="dxa"/>
               <w:bottom w:w="70" w:type="dxa"/>
@@ -14147,6 +14244,1164 @@
         <w:spacing w:before="200" w:after="80"/>
         <w:jc w:val="left"/>
         <w:pBdr>
+          <w:bottom w:val="single" w:sz="8" w:color="27AE60"/>
+        </w:pBdr>
+      </w:pPr>
+      <w:r>
+        <w:rPr>
+          <w:rFonts w:ascii="PT Sans Narrow" w:hAnsi="PT Sans Narrow" w:cs="PT Sans Narrow" w:eastAsia="PT Sans Narrow"/>
+          <w:b/>
+          <w:i w:val="0"/>
+          <w:color w:val="E94560"/>
+          <w:sz w:val="18"/>
+        </w:rPr>
+        <w:t xml:space="preserve">SEZIONE 10   </w:t>
+      </w:r>
+      <w:r>
+        <w:rPr>
+          <w:rFonts w:ascii="PT Sans Narrow" w:hAnsi="PT Sans Narrow" w:cs="PT Sans Narrow" w:eastAsia="PT Sans Narrow"/>
+          <w:b w:val="0"/>
+          <w:i w:val="0"/>
+          <w:sz w:val="40"/>
+        </w:rPr>
+        <w:t xml:space="preserve">🥗  </w:t>
+      </w:r>
+      <w:r>
+        <w:rPr>
+          <w:rFonts w:ascii="PT Sans Narrow" w:hAnsi="PT Sans Narrow" w:cs="PT Sans Narrow" w:eastAsia="PT Sans Narrow"/>
+          <w:b/>
+          <w:i w:val="0"/>
+          <w:color w:val="0F3460"/>
+          <w:sz w:val="44"/>
+        </w:rPr>
+        <w:t>La Mia Dieta</w:t>
+      </w:r>
+    </w:p>
+    <w:p>
+      <w:pPr>
+        <w:spacing w:before="0" w:after="80"/>
+        <w:jc w:val="left"/>
+      </w:pPr>
+      <w:r>
+        <w:rPr>
+          <w:rFonts w:ascii="PT Sans Narrow" w:hAnsi="PT Sans Narrow" w:cs="PT Sans Narrow" w:eastAsia="PT Sans Narrow"/>
+          <w:b w:val="0"/>
+          <w:i w:val="0"/>
+          <w:color w:val="343A40"/>
+          <w:sz w:val="28"/>
+        </w:rPr>
+        <w:t>Se hai esigenze alimentari — celiachia, intolleranza al lattosio, allergie, una dieta vegetariana o vegana, un obiettivo di peso — puoi dirlo all'applicazione una volta sola. Da quel momento il menu ti indica cosa è adatto a te, il carrello controlla le calorie e ogni settimana puoi avere un piano dei pranzi già pronto da ordinare con un tocco.</w:t>
+      </w:r>
+    </w:p>
+    <w:p>
+      <w:pPr>
+        <w:spacing w:before="0" w:after="120"/>
+      </w:pPr>
+    </w:p>
+    <w:p>
+      <w:pPr>
+        <w:spacing w:before="160" w:after="60"/>
+      </w:pPr>
+      <w:r>
+        <w:rPr>
+          <w:rFonts w:ascii="PT Sans Narrow" w:hAnsi="PT Sans Narrow" w:cs="PT Sans Narrow" w:eastAsia="PT Sans Narrow"/>
+          <w:b/>
+          <w:i w:val="0"/>
+          <w:color w:val="16213E"/>
+          <w:sz w:val="32"/>
+        </w:rPr>
+        <w:t>10.1  Impostare le preferenze</w:t>
+      </w:r>
+    </w:p>
+    <w:tbl>
+      <w:tblPr>
+        <w:tblLook w:firstColumn="1" w:firstRow="1" w:lastColumn="0" w:lastRow="0" w:noHBand="0" w:noVBand="1" w:val="04A0"/>
+        <w:tblBorders>
+          <w:top w:val="nil"/>
+          <w:left w:val="nil"/>
+          <w:bottom w:val="nil"/>
+          <w:right w:val="nil"/>
+          <w:insideH w:val="nil"/>
+          <w:insideV w:val="nil"/>
+        </w:tblBorders>
+        <w:tblW w:w="6929" w:type="dxa"/>
+      </w:tblPr>
+      <w:tblGrid>
+        <w:gridCol w:w="4706"/>
+        <w:gridCol w:w="4706"/>
+      </w:tblGrid>
+      <w:tr>
+        <w:tc>
+          <w:tcPr>
+            <w:tcW w:w="472" w:type="dxa"/>
+            <w:shd w:val="clear" w:color="auto" w:fill="27AE60"/>
+            <w:tcMar>
+              <w:top w:w="70" w:type="dxa"/>
+              <w:bottom w:w="70" w:type="dxa"/>
+              <w:left w:w="40" w:type="dxa"/>
+              <w:right w:w="40" w:type="dxa"/>
+            </w:tcMar>
+            <w:vAlign w:val="center"/>
+          </w:tcPr>
+          <w:p>
+            <w:pPr>
+              <w:spacing w:before="0" w:after="0"/>
+              <w:jc w:val="center"/>
+            </w:pPr>
+            <w:r>
+              <w:rPr>
+                <w:rFonts w:ascii="PT Sans Narrow" w:hAnsi="PT Sans Narrow" w:cs="PT Sans Narrow" w:eastAsia="PT Sans Narrow"/>
+                <w:b/>
+                <w:i w:val="0"/>
+                <w:color w:val="FFFFFF"/>
+                <w:sz w:val="30"/>
+              </w:rPr>
+              <w:t>1</w:t>
+            </w:r>
+          </w:p>
+        </w:tc>
+        <w:tc>
+          <w:tcPr>
+            <w:tcW w:type="dxa" w:w="4706"/>
+            <w:shd w:val="clear" w:color="auto" w:fill="F0F4F8"/>
+            <w:tcMar>
+              <w:top w:w="70" w:type="dxa"/>
+              <w:bottom w:w="70" w:type="dxa"/>
+              <w:left w:w="110" w:type="dxa"/>
+              <w:right w:w="90" w:type="dxa"/>
+            </w:tcMar>
+          </w:tcPr>
+          <w:p>
+            <w:pPr>
+              <w:spacing w:before="0" w:after="60"/>
+            </w:pPr>
+            <w:r>
+              <w:rPr>
+                <w:rFonts w:ascii="PT Sans Narrow" w:hAnsi="PT Sans Narrow" w:cs="PT Sans Narrow" w:eastAsia="PT Sans Narrow"/>
+                <w:b/>
+                <w:i w:val="0"/>
+                <w:color w:val="16213E"/>
+                <w:sz w:val="26"/>
+              </w:rPr>
+              <w:t>Apri "La mia dieta" dal menu laterale</w:t>
+              <w:br/>
+            </w:r>
+            <w:r>
+              <w:rPr>
+                <w:rFonts w:ascii="PT Sans Narrow" w:hAnsi="PT Sans Narrow" w:cs="PT Sans Narrow" w:eastAsia="PT Sans Narrow"/>
+                <w:b w:val="0"/>
+                <w:i w:val="0"/>
+                <w:color w:val="6C757D"/>
+                <w:sz w:val="24"/>
+              </w:rPr>
+              <w:t>La trovi anche dal tuo Profilo. La prima volta si apre direttamente il modulo delle preferenze</w:t>
+            </w:r>
+          </w:p>
+        </w:tc>
+      </w:tr>
+    </w:tbl>
+    <w:p>
+      <w:pPr>
+        <w:spacing w:before="0" w:after="80"/>
+      </w:pPr>
+    </w:p>
+    <w:tbl>
+      <w:tblPr>
+        <w:tblLook w:firstColumn="1" w:firstRow="1" w:lastColumn="0" w:lastRow="0" w:noHBand="0" w:noVBand="1" w:val="04A0"/>
+        <w:tblBorders>
+          <w:top w:val="nil"/>
+          <w:left w:val="nil"/>
+          <w:bottom w:val="nil"/>
+          <w:right w:val="nil"/>
+          <w:insideH w:val="nil"/>
+          <w:insideV w:val="nil"/>
+        </w:tblBorders>
+        <w:tblW w:w="6929" w:type="dxa"/>
+      </w:tblPr>
+      <w:tblGrid>
+        <w:gridCol w:w="4706"/>
+        <w:gridCol w:w="4706"/>
+      </w:tblGrid>
+      <w:tr>
+        <w:tc>
+          <w:tcPr>
+            <w:tcW w:w="472" w:type="dxa"/>
+            <w:shd w:val="clear" w:color="auto" w:fill="27AE60"/>
+            <w:tcMar>
+              <w:top w:w="70" w:type="dxa"/>
+              <w:bottom w:w="70" w:type="dxa"/>
+              <w:left w:w="40" w:type="dxa"/>
+              <w:right w:w="40" w:type="dxa"/>
+            </w:tcMar>
+            <w:vAlign w:val="center"/>
+          </w:tcPr>
+          <w:p>
+            <w:pPr>
+              <w:spacing w:before="0" w:after="0"/>
+              <w:jc w:val="center"/>
+            </w:pPr>
+            <w:r>
+              <w:rPr>
+                <w:rFonts w:ascii="PT Sans Narrow" w:hAnsi="PT Sans Narrow" w:cs="PT Sans Narrow" w:eastAsia="PT Sans Narrow"/>
+                <w:b/>
+                <w:i w:val="0"/>
+                <w:color w:val="FFFFFF"/>
+                <w:sz w:val="30"/>
+              </w:rPr>
+              <w:t>2</w:t>
+            </w:r>
+          </w:p>
+        </w:tc>
+        <w:tc>
+          <w:tcPr>
+            <w:tcW w:type="dxa" w:w="4706"/>
+            <w:shd w:val="clear" w:color="auto" w:fill="F0F4F8"/>
+            <w:tcMar>
+              <w:top w:w="70" w:type="dxa"/>
+              <w:bottom w:w="70" w:type="dxa"/>
+              <w:left w:w="110" w:type="dxa"/>
+              <w:right w:w="90" w:type="dxa"/>
+            </w:tcMar>
+          </w:tcPr>
+          <w:p>
+            <w:pPr>
+              <w:spacing w:before="0" w:after="60"/>
+            </w:pPr>
+            <w:r>
+              <w:rPr>
+                <w:rFonts w:ascii="PT Sans Narrow" w:hAnsi="PT Sans Narrow" w:cs="PT Sans Narrow" w:eastAsia="PT Sans Narrow"/>
+                <w:b/>
+                <w:i w:val="0"/>
+                <w:color w:val="16213E"/>
+                <w:sz w:val="26"/>
+              </w:rPr>
+              <w:t>Spunta le tue condizioni</w:t>
+              <w:br/>
+            </w:r>
+            <w:r>
+              <w:rPr>
+                <w:rFonts w:ascii="PT Sans Narrow" w:hAnsi="PT Sans Narrow" w:cs="PT Sans Narrow" w:eastAsia="PT Sans Narrow"/>
+                <w:b w:val="0"/>
+                <w:i w:val="0"/>
+                <w:color w:val="6C757D"/>
+                <w:sz w:val="24"/>
+              </w:rPr>
+              <w:t>Celiachia, intolleranza al lattosio, allergia a uova, frutta a guscio, pesce e frutti di mare, soia: ognuna esclude in automatico gli allergeni corrispondenti. Sotto "Altri allergeni" puoi aggiungerne altri dall'elenco dei 14 ufficiali</w:t>
+            </w:r>
+          </w:p>
+        </w:tc>
+      </w:tr>
+    </w:tbl>
+    <w:p>
+      <w:pPr>
+        <w:spacing w:before="0" w:after="80"/>
+      </w:pPr>
+    </w:p>
+    <w:tbl>
+      <w:tblPr>
+        <w:tblLook w:firstColumn="1" w:firstRow="1" w:lastColumn="0" w:lastRow="0" w:noHBand="0" w:noVBand="1" w:val="04A0"/>
+        <w:tblBorders>
+          <w:top w:val="nil"/>
+          <w:left w:val="nil"/>
+          <w:bottom w:val="nil"/>
+          <w:right w:val="nil"/>
+          <w:insideH w:val="nil"/>
+          <w:insideV w:val="nil"/>
+        </w:tblBorders>
+        <w:tblW w:w="6929" w:type="dxa"/>
+      </w:tblPr>
+      <w:tblGrid>
+        <w:gridCol w:w="4706"/>
+        <w:gridCol w:w="4706"/>
+      </w:tblGrid>
+      <w:tr>
+        <w:tc>
+          <w:tcPr>
+            <w:tcW w:w="472" w:type="dxa"/>
+            <w:shd w:val="clear" w:color="auto" w:fill="27AE60"/>
+            <w:tcMar>
+              <w:top w:w="70" w:type="dxa"/>
+              <w:bottom w:w="70" w:type="dxa"/>
+              <w:left w:w="40" w:type="dxa"/>
+              <w:right w:w="40" w:type="dxa"/>
+            </w:tcMar>
+            <w:vAlign w:val="center"/>
+          </w:tcPr>
+          <w:p>
+            <w:pPr>
+              <w:spacing w:before="0" w:after="0"/>
+              <w:jc w:val="center"/>
+            </w:pPr>
+            <w:r>
+              <w:rPr>
+                <w:rFonts w:ascii="PT Sans Narrow" w:hAnsi="PT Sans Narrow" w:cs="PT Sans Narrow" w:eastAsia="PT Sans Narrow"/>
+                <w:b/>
+                <w:i w:val="0"/>
+                <w:color w:val="FFFFFF"/>
+                <w:sz w:val="30"/>
+              </w:rPr>
+              <w:t>3</w:t>
+            </w:r>
+          </w:p>
+        </w:tc>
+        <w:tc>
+          <w:tcPr>
+            <w:tcW w:type="dxa" w:w="4706"/>
+            <w:shd w:val="clear" w:color="auto" w:fill="F0F4F8"/>
+            <w:tcMar>
+              <w:top w:w="70" w:type="dxa"/>
+              <w:bottom w:w="70" w:type="dxa"/>
+              <w:left w:w="110" w:type="dxa"/>
+              <w:right w:w="90" w:type="dxa"/>
+            </w:tcMar>
+          </w:tcPr>
+          <w:p>
+            <w:pPr>
+              <w:spacing w:before="0" w:after="60"/>
+            </w:pPr>
+            <w:r>
+              <w:rPr>
+                <w:rFonts w:ascii="PT Sans Narrow" w:hAnsi="PT Sans Narrow" w:cs="PT Sans Narrow" w:eastAsia="PT Sans Narrow"/>
+                <w:b/>
+                <w:i w:val="0"/>
+                <w:color w:val="16213E"/>
+                <w:sz w:val="26"/>
+              </w:rPr>
+              <w:t>Scegli regime e obiettivo</w:t>
+              <w:br/>
+            </w:r>
+            <w:r>
+              <w:rPr>
+                <w:rFonts w:ascii="PT Sans Narrow" w:hAnsi="PT Sans Narrow" w:cs="PT Sans Narrow" w:eastAsia="PT Sans Narrow"/>
+                <w:b w:val="0"/>
+                <w:i w:val="0"/>
+                <w:color w:val="6C757D"/>
+                <w:sz w:val="24"/>
+              </w:rPr>
+              <w:t>Onnivoro, vegetariano o vegano; mantenere il peso, perderlo o aumentare la massa</w:t>
+            </w:r>
+          </w:p>
+        </w:tc>
+      </w:tr>
+    </w:tbl>
+    <w:p>
+      <w:pPr>
+        <w:spacing w:before="0" w:after="80"/>
+      </w:pPr>
+    </w:p>
+    <w:tbl>
+      <w:tblPr>
+        <w:tblLook w:firstColumn="1" w:firstRow="1" w:lastColumn="0" w:lastRow="0" w:noHBand="0" w:noVBand="1" w:val="04A0"/>
+        <w:tblBorders>
+          <w:top w:val="nil"/>
+          <w:left w:val="nil"/>
+          <w:bottom w:val="nil"/>
+          <w:right w:val="nil"/>
+          <w:insideH w:val="nil"/>
+          <w:insideV w:val="nil"/>
+        </w:tblBorders>
+        <w:tblW w:w="6929" w:type="dxa"/>
+      </w:tblPr>
+      <w:tblGrid>
+        <w:gridCol w:w="4706"/>
+        <w:gridCol w:w="4706"/>
+      </w:tblGrid>
+      <w:tr>
+        <w:tc>
+          <w:tcPr>
+            <w:tcW w:w="472" w:type="dxa"/>
+            <w:shd w:val="clear" w:color="auto" w:fill="27AE60"/>
+            <w:tcMar>
+              <w:top w:w="70" w:type="dxa"/>
+              <w:bottom w:w="70" w:type="dxa"/>
+              <w:left w:w="40" w:type="dxa"/>
+              <w:right w:w="40" w:type="dxa"/>
+            </w:tcMar>
+            <w:vAlign w:val="center"/>
+          </w:tcPr>
+          <w:p>
+            <w:pPr>
+              <w:spacing w:before="0" w:after="0"/>
+              <w:jc w:val="center"/>
+            </w:pPr>
+            <w:r>
+              <w:rPr>
+                <w:rFonts w:ascii="PT Sans Narrow" w:hAnsi="PT Sans Narrow" w:cs="PT Sans Narrow" w:eastAsia="PT Sans Narrow"/>
+                <w:b/>
+                <w:i w:val="0"/>
+                <w:color w:val="FFFFFF"/>
+                <w:sz w:val="30"/>
+              </w:rPr>
+              <w:t>4</w:t>
+            </w:r>
+          </w:p>
+        </w:tc>
+        <w:tc>
+          <w:tcPr>
+            <w:tcW w:type="dxa" w:w="4706"/>
+            <w:shd w:val="clear" w:color="auto" w:fill="F0F4F8"/>
+            <w:tcMar>
+              <w:top w:w="70" w:type="dxa"/>
+              <w:bottom w:w="70" w:type="dxa"/>
+              <w:left w:w="110" w:type="dxa"/>
+              <w:right w:w="90" w:type="dxa"/>
+            </w:tcMar>
+          </w:tcPr>
+          <w:p>
+            <w:pPr>
+              <w:spacing w:before="0" w:after="60"/>
+            </w:pPr>
+            <w:r>
+              <w:rPr>
+                <w:rFonts w:ascii="PT Sans Narrow" w:hAnsi="PT Sans Narrow" w:cs="PT Sans Narrow" w:eastAsia="PT Sans Narrow"/>
+                <w:b/>
+                <w:i w:val="0"/>
+                <w:color w:val="16213E"/>
+                <w:sz w:val="26"/>
+              </w:rPr>
+              <w:t>Se vuoi, inserisci peso, altezza, sesso e attività</w:t>
+              <w:br/>
+            </w:r>
+            <w:r>
+              <w:rPr>
+                <w:rFonts w:ascii="PT Sans Narrow" w:hAnsi="PT Sans Narrow" w:cs="PT Sans Narrow" w:eastAsia="PT Sans Narrow"/>
+                <w:b w:val="0"/>
+                <w:i w:val="0"/>
+                <w:color w:val="6C757D"/>
+                <w:sz w:val="24"/>
+              </w:rPr>
+              <w:t>Con questi dati (e la data di nascita del profilo) il fabbisogno viene calcolato su misura. Senza, l'applicazione usa un valore medio e te lo dice. Se un nutrizionista ti ha indicato le calorie, scrivile nel campo apposito: hanno la precedenza</w:t>
+            </w:r>
+          </w:p>
+        </w:tc>
+      </w:tr>
+    </w:tbl>
+    <w:p>
+      <w:pPr>
+        <w:spacing w:before="0" w:after="80"/>
+      </w:pPr>
+    </w:p>
+    <w:tbl>
+      <w:tblPr>
+        <w:tblLook w:firstColumn="1" w:firstRow="1" w:lastColumn="0" w:lastRow="0" w:noHBand="0" w:noVBand="1" w:val="04A0"/>
+        <w:tblBorders>
+          <w:top w:val="nil"/>
+          <w:left w:val="nil"/>
+          <w:bottom w:val="nil"/>
+          <w:right w:val="nil"/>
+          <w:insideH w:val="nil"/>
+          <w:insideV w:val="nil"/>
+        </w:tblBorders>
+        <w:tblW w:w="6929" w:type="dxa"/>
+      </w:tblPr>
+      <w:tblGrid>
+        <w:gridCol w:w="4706"/>
+        <w:gridCol w:w="4706"/>
+      </w:tblGrid>
+      <w:tr>
+        <w:tc>
+          <w:tcPr>
+            <w:tcW w:w="472" w:type="dxa"/>
+            <w:shd w:val="clear" w:color="auto" w:fill="27AE60"/>
+            <w:tcMar>
+              <w:top w:w="70" w:type="dxa"/>
+              <w:bottom w:w="70" w:type="dxa"/>
+              <w:left w:w="40" w:type="dxa"/>
+              <w:right w:w="40" w:type="dxa"/>
+            </w:tcMar>
+            <w:vAlign w:val="center"/>
+          </w:tcPr>
+          <w:p>
+            <w:pPr>
+              <w:spacing w:before="0" w:after="0"/>
+              <w:jc w:val="center"/>
+            </w:pPr>
+            <w:r>
+              <w:rPr>
+                <w:rFonts w:ascii="PT Sans Narrow" w:hAnsi="PT Sans Narrow" w:cs="PT Sans Narrow" w:eastAsia="PT Sans Narrow"/>
+                <w:b/>
+                <w:i w:val="0"/>
+                <w:color w:val="FFFFFF"/>
+                <w:sz w:val="30"/>
+              </w:rPr>
+              <w:t>5</w:t>
+            </w:r>
+          </w:p>
+        </w:tc>
+        <w:tc>
+          <w:tcPr>
+            <w:tcW w:type="dxa" w:w="4706"/>
+            <w:shd w:val="clear" w:color="auto" w:fill="F0F4F8"/>
+            <w:tcMar>
+              <w:top w:w="70" w:type="dxa"/>
+              <w:bottom w:w="70" w:type="dxa"/>
+              <w:left w:w="110" w:type="dxa"/>
+              <w:right w:w="90" w:type="dxa"/>
+            </w:tcMar>
+          </w:tcPr>
+          <w:p>
+            <w:pPr>
+              <w:spacing w:before="0" w:after="60"/>
+            </w:pPr>
+            <w:r>
+              <w:rPr>
+                <w:rFonts w:ascii="PT Sans Narrow" w:hAnsi="PT Sans Narrow" w:cs="PT Sans Narrow" w:eastAsia="PT Sans Narrow"/>
+                <w:b/>
+                <w:i w:val="0"/>
+                <w:color w:val="16213E"/>
+                <w:sz w:val="26"/>
+              </w:rPr>
+              <w:t>Indica in quali giorni pranzi qui e salva</w:t>
+              <w:br/>
+            </w:r>
+            <w:r>
+              <w:rPr>
+                <w:rFonts w:ascii="PT Sans Narrow" w:hAnsi="PT Sans Narrow" w:cs="PT Sans Narrow" w:eastAsia="PT Sans Narrow"/>
+                <w:b w:val="0"/>
+                <w:i w:val="0"/>
+                <w:color w:val="6C757D"/>
+                <w:sz w:val="24"/>
+              </w:rPr>
+              <w:t>Il piano della settimana viene composto solo per quei giorni. Puoi anche fissare un budget per pranzo</w:t>
+            </w:r>
+          </w:p>
+        </w:tc>
+      </w:tr>
+    </w:tbl>
+    <w:p>
+      <w:pPr>
+        <w:spacing w:before="0" w:after="160"/>
+      </w:pPr>
+    </w:p>
+    <w:p>
+      <w:pPr>
+        <w:spacing w:before="160" w:after="60"/>
+      </w:pPr>
+      <w:r>
+        <w:rPr>
+          <w:rFonts w:ascii="PT Sans Narrow" w:hAnsi="PT Sans Narrow" w:cs="PT Sans Narrow" w:eastAsia="PT Sans Narrow"/>
+          <w:b/>
+          <w:i w:val="0"/>
+          <w:color w:val="16213E"/>
+          <w:sz w:val="32"/>
+        </w:rPr>
+        <w:t>10.2  Cosa cambia nel menu e nel carrello</w:t>
+      </w:r>
+    </w:p>
+    <w:tbl>
+      <w:tblPr>
+        <w:tblLook w:firstColumn="1" w:firstRow="1" w:lastColumn="0" w:lastRow="0" w:noHBand="0" w:noVBand="1" w:val="04A0"/>
+        <w:tblBorders>
+          <w:top w:val="nil"/>
+          <w:left w:val="nil"/>
+          <w:bottom w:val="nil"/>
+          <w:right w:val="nil"/>
+          <w:insideH w:val="nil"/>
+          <w:insideV w:val="nil"/>
+        </w:tblBorders>
+        <w:tblW w:w="6929" w:type="dxa"/>
+      </w:tblPr>
+      <w:tblGrid>
+        <w:gridCol w:w="4706"/>
+        <w:gridCol w:w="4706"/>
+      </w:tblGrid>
+      <w:tr>
+        <w:tc>
+          <w:tcPr>
+            <w:tcW w:w="472" w:type="dxa"/>
+            <w:shd w:val="clear" w:color="auto" w:fill="27AE60"/>
+            <w:tcMar>
+              <w:top w:w="70" w:type="dxa"/>
+              <w:bottom w:w="70" w:type="dxa"/>
+              <w:left w:w="40" w:type="dxa"/>
+              <w:right w:w="40" w:type="dxa"/>
+            </w:tcMar>
+            <w:vAlign w:val="center"/>
+          </w:tcPr>
+          <w:p>
+            <w:pPr>
+              <w:spacing w:before="0" w:after="0"/>
+              <w:jc w:val="center"/>
+            </w:pPr>
+            <w:r>
+              <w:rPr>
+                <w:rFonts w:ascii="PT Sans Narrow" w:hAnsi="PT Sans Narrow" w:cs="PT Sans Narrow" w:eastAsia="PT Sans Narrow"/>
+                <w:b/>
+                <w:i w:val="0"/>
+                <w:color w:val="FFFFFF"/>
+                <w:sz w:val="30"/>
+              </w:rPr>
+              <w:t>1</w:t>
+            </w:r>
+          </w:p>
+        </w:tc>
+        <w:tc>
+          <w:tcPr>
+            <w:tcW w:type="dxa" w:w="4706"/>
+            <w:shd w:val="clear" w:color="auto" w:fill="F0F4F8"/>
+            <w:tcMar>
+              <w:top w:w="70" w:type="dxa"/>
+              <w:bottom w:w="70" w:type="dxa"/>
+              <w:left w:w="110" w:type="dxa"/>
+              <w:right w:w="90" w:type="dxa"/>
+            </w:tcMar>
+          </w:tcPr>
+          <w:p>
+            <w:pPr>
+              <w:spacing w:before="0" w:after="60"/>
+            </w:pPr>
+            <w:r>
+              <w:rPr>
+                <w:rFonts w:ascii="PT Sans Narrow" w:hAnsi="PT Sans Narrow" w:cs="PT Sans Narrow" w:eastAsia="PT Sans Narrow"/>
+                <w:b/>
+                <w:i w:val="0"/>
+                <w:color w:val="16213E"/>
+                <w:sz w:val="26"/>
+              </w:rPr>
+              <w:t>Nel menu ogni piatto ha le calorie e un giudizio</w:t>
+              <w:br/>
+            </w:r>
+            <w:r>
+              <w:rPr>
+                <w:rFonts w:ascii="PT Sans Narrow" w:hAnsi="PT Sans Narrow" w:cs="PT Sans Narrow" w:eastAsia="PT Sans Narrow"/>
+                <w:b w:val="0"/>
+                <w:i w:val="0"/>
+                <w:color w:val="6C757D"/>
+                <w:sz w:val="24"/>
+              </w:rPr>
+              <w:t>"Adatto a te" in verde, oppure in rosso il motivo: "contiene glutine", "non indicato come vegetariano". Il pulsante "Solo adatti a me" nasconde tutto il resto</w:t>
+            </w:r>
+          </w:p>
+        </w:tc>
+      </w:tr>
+    </w:tbl>
+    <w:p>
+      <w:pPr>
+        <w:spacing w:before="0" w:after="80"/>
+      </w:pPr>
+    </w:p>
+    <w:tbl>
+      <w:tblPr>
+        <w:tblLook w:firstColumn="1" w:firstRow="1" w:lastColumn="0" w:lastRow="0" w:noHBand="0" w:noVBand="1" w:val="04A0"/>
+        <w:tblBorders>
+          <w:top w:val="nil"/>
+          <w:left w:val="nil"/>
+          <w:bottom w:val="nil"/>
+          <w:right w:val="nil"/>
+          <w:insideH w:val="nil"/>
+          <w:insideV w:val="nil"/>
+        </w:tblBorders>
+        <w:tblW w:w="6929" w:type="dxa"/>
+      </w:tblPr>
+      <w:tblGrid>
+        <w:gridCol w:w="4706"/>
+        <w:gridCol w:w="4706"/>
+      </w:tblGrid>
+      <w:tr>
+        <w:tc>
+          <w:tcPr>
+            <w:tcW w:w="472" w:type="dxa"/>
+            <w:shd w:val="clear" w:color="auto" w:fill="27AE60"/>
+            <w:tcMar>
+              <w:top w:w="70" w:type="dxa"/>
+              <w:bottom w:w="70" w:type="dxa"/>
+              <w:left w:w="40" w:type="dxa"/>
+              <w:right w:w="40" w:type="dxa"/>
+            </w:tcMar>
+            <w:vAlign w:val="center"/>
+          </w:tcPr>
+          <w:p>
+            <w:pPr>
+              <w:spacing w:before="0" w:after="0"/>
+              <w:jc w:val="center"/>
+            </w:pPr>
+            <w:r>
+              <w:rPr>
+                <w:rFonts w:ascii="PT Sans Narrow" w:hAnsi="PT Sans Narrow" w:cs="PT Sans Narrow" w:eastAsia="PT Sans Narrow"/>
+                <w:b/>
+                <w:i w:val="0"/>
+                <w:color w:val="FFFFFF"/>
+                <w:sz w:val="30"/>
+              </w:rPr>
+              <w:t>2</w:t>
+            </w:r>
+          </w:p>
+        </w:tc>
+        <w:tc>
+          <w:tcPr>
+            <w:tcW w:type="dxa" w:w="4706"/>
+            <w:shd w:val="clear" w:color="auto" w:fill="F0F4F8"/>
+            <w:tcMar>
+              <w:top w:w="70" w:type="dxa"/>
+              <w:bottom w:w="70" w:type="dxa"/>
+              <w:left w:w="110" w:type="dxa"/>
+              <w:right w:w="90" w:type="dxa"/>
+            </w:tcMar>
+          </w:tcPr>
+          <w:p>
+            <w:pPr>
+              <w:spacing w:before="0" w:after="60"/>
+            </w:pPr>
+            <w:r>
+              <w:rPr>
+                <w:rFonts w:ascii="PT Sans Narrow" w:hAnsi="PT Sans Narrow" w:cs="PT Sans Narrow" w:eastAsia="PT Sans Narrow"/>
+                <w:b/>
+                <w:i w:val="0"/>
+                <w:color w:val="16213E"/>
+                <w:sz w:val="26"/>
+              </w:rPr>
+              <w:t>Nel carrello vedi le calorie del pranzo rispetto alla tua quota</w:t>
+              <w:br/>
+            </w:r>
+            <w:r>
+              <w:rPr>
+                <w:rFonts w:ascii="PT Sans Narrow" w:hAnsi="PT Sans Narrow" w:cs="PT Sans Narrow" w:eastAsia="PT Sans Narrow"/>
+                <w:b w:val="0"/>
+                <w:i w:val="0"/>
+                <w:color w:val="6C757D"/>
+                <w:sz w:val="24"/>
+              </w:rPr>
+              <w:t>Leggero, in linea o abbondante; se hai già ordinato qualcosa oggi, anche il totale della giornata. Se un prodotto contiene un allergene che escludi, l'ordine chiede una conferma esplicita: è un avviso, la scelta resta tua. Dove possibile ti propone un'alternativa adatta</w:t>
+            </w:r>
+          </w:p>
+        </w:tc>
+      </w:tr>
+    </w:tbl>
+    <w:p>
+      <w:pPr>
+        <w:spacing w:before="0" w:after="160"/>
+      </w:pPr>
+    </w:p>
+    <w:p>
+      <w:pPr>
+        <w:spacing w:before="160" w:after="60"/>
+      </w:pPr>
+      <w:r>
+        <w:rPr>
+          <w:rFonts w:ascii="PT Sans Narrow" w:hAnsi="PT Sans Narrow" w:cs="PT Sans Narrow" w:eastAsia="PT Sans Narrow"/>
+          <w:b/>
+          <w:i w:val="0"/>
+          <w:color w:val="16213E"/>
+          <w:sz w:val="32"/>
+        </w:rPr>
+        <w:t>10.3  Il piano della settimana</w:t>
+      </w:r>
+    </w:p>
+    <w:tbl>
+      <w:tblPr>
+        <w:tblLook w:firstColumn="1" w:firstRow="1" w:lastColumn="0" w:lastRow="0" w:noHBand="0" w:noVBand="1" w:val="04A0"/>
+        <w:tblBorders>
+          <w:top w:val="nil"/>
+          <w:left w:val="nil"/>
+          <w:bottom w:val="nil"/>
+          <w:right w:val="nil"/>
+          <w:insideH w:val="nil"/>
+          <w:insideV w:val="nil"/>
+        </w:tblBorders>
+        <w:tblW w:w="6929" w:type="dxa"/>
+      </w:tblPr>
+      <w:tblGrid>
+        <w:gridCol w:w="4706"/>
+        <w:gridCol w:w="4706"/>
+      </w:tblGrid>
+      <w:tr>
+        <w:tc>
+          <w:tcPr>
+            <w:tcW w:w="472" w:type="dxa"/>
+            <w:shd w:val="clear" w:color="auto" w:fill="27AE60"/>
+            <w:tcMar>
+              <w:top w:w="70" w:type="dxa"/>
+              <w:bottom w:w="70" w:type="dxa"/>
+              <w:left w:w="40" w:type="dxa"/>
+              <w:right w:w="40" w:type="dxa"/>
+            </w:tcMar>
+            <w:vAlign w:val="center"/>
+          </w:tcPr>
+          <w:p>
+            <w:pPr>
+              <w:spacing w:before="0" w:after="0"/>
+              <w:jc w:val="center"/>
+            </w:pPr>
+            <w:r>
+              <w:rPr>
+                <w:rFonts w:ascii="PT Sans Narrow" w:hAnsi="PT Sans Narrow" w:cs="PT Sans Narrow" w:eastAsia="PT Sans Narrow"/>
+                <w:b/>
+                <w:i w:val="0"/>
+                <w:color w:val="FFFFFF"/>
+                <w:sz w:val="30"/>
+              </w:rPr>
+              <w:t>1</w:t>
+            </w:r>
+          </w:p>
+        </w:tc>
+        <w:tc>
+          <w:tcPr>
+            <w:tcW w:type="dxa" w:w="4706"/>
+            <w:shd w:val="clear" w:color="auto" w:fill="F0F4F8"/>
+            <w:tcMar>
+              <w:top w:w="70" w:type="dxa"/>
+              <w:bottom w:w="70" w:type="dxa"/>
+              <w:left w:w="110" w:type="dxa"/>
+              <w:right w:w="90" w:type="dxa"/>
+            </w:tcMar>
+          </w:tcPr>
+          <w:p>
+            <w:pPr>
+              <w:spacing w:before="0" w:after="60"/>
+            </w:pPr>
+            <w:r>
+              <w:rPr>
+                <w:rFonts w:ascii="PT Sans Narrow" w:hAnsi="PT Sans Narrow" w:cs="PT Sans Narrow" w:eastAsia="PT Sans Narrow"/>
+                <w:b/>
+                <w:i w:val="0"/>
+                <w:color w:val="16213E"/>
+                <w:sz w:val="26"/>
+              </w:rPr>
+              <w:t>Premi "Componi il piano"</w:t>
+              <w:br/>
+            </w:r>
+            <w:r>
+              <w:rPr>
+                <w:rFonts w:ascii="PT Sans Narrow" w:hAnsi="PT Sans Narrow" w:cs="PT Sans Narrow" w:eastAsia="PT Sans Narrow"/>
+                <w:b w:val="0"/>
+                <w:i w:val="0"/>
+                <w:color w:val="6C757D"/>
+                <w:sz w:val="24"/>
+              </w:rPr>
+              <w:t>Per ogni giorno scelto ricevi un pranzo completo — piatto principale, contorno o frutta, acqua — vicino alla tua quota di calorie, senza gli allergeni che escludi e senza ripetere lo stesso piatto nella settimana</w:t>
+            </w:r>
+          </w:p>
+        </w:tc>
+      </w:tr>
+    </w:tbl>
+    <w:p>
+      <w:pPr>
+        <w:spacing w:before="0" w:after="80"/>
+      </w:pPr>
+    </w:p>
+    <w:tbl>
+      <w:tblPr>
+        <w:tblLook w:firstColumn="1" w:firstRow="1" w:lastColumn="0" w:lastRow="0" w:noHBand="0" w:noVBand="1" w:val="04A0"/>
+        <w:tblBorders>
+          <w:top w:val="nil"/>
+          <w:left w:val="nil"/>
+          <w:bottom w:val="nil"/>
+          <w:right w:val="nil"/>
+          <w:insideH w:val="nil"/>
+          <w:insideV w:val="nil"/>
+        </w:tblBorders>
+        <w:tblW w:w="6929" w:type="dxa"/>
+      </w:tblPr>
+      <w:tblGrid>
+        <w:gridCol w:w="4706"/>
+        <w:gridCol w:w="4706"/>
+      </w:tblGrid>
+      <w:tr>
+        <w:tc>
+          <w:tcPr>
+            <w:tcW w:w="472" w:type="dxa"/>
+            <w:shd w:val="clear" w:color="auto" w:fill="27AE60"/>
+            <w:tcMar>
+              <w:top w:w="70" w:type="dxa"/>
+              <w:bottom w:w="70" w:type="dxa"/>
+              <w:left w:w="40" w:type="dxa"/>
+              <w:right w:w="40" w:type="dxa"/>
+            </w:tcMar>
+            <w:vAlign w:val="center"/>
+          </w:tcPr>
+          <w:p>
+            <w:pPr>
+              <w:spacing w:before="0" w:after="0"/>
+              <w:jc w:val="center"/>
+            </w:pPr>
+            <w:r>
+              <w:rPr>
+                <w:rFonts w:ascii="PT Sans Narrow" w:hAnsi="PT Sans Narrow" w:cs="PT Sans Narrow" w:eastAsia="PT Sans Narrow"/>
+                <w:b/>
+                <w:i w:val="0"/>
+                <w:color w:val="FFFFFF"/>
+                <w:sz w:val="30"/>
+              </w:rPr>
+              <w:t>2</w:t>
+            </w:r>
+          </w:p>
+        </w:tc>
+        <w:tc>
+          <w:tcPr>
+            <w:tcW w:type="dxa" w:w="4706"/>
+            <w:shd w:val="clear" w:color="auto" w:fill="F0F4F8"/>
+            <w:tcMar>
+              <w:top w:w="70" w:type="dxa"/>
+              <w:bottom w:w="70" w:type="dxa"/>
+              <w:left w:w="110" w:type="dxa"/>
+              <w:right w:w="90" w:type="dxa"/>
+            </w:tcMar>
+          </w:tcPr>
+          <w:p>
+            <w:pPr>
+              <w:spacing w:before="0" w:after="60"/>
+            </w:pPr>
+            <w:r>
+              <w:rPr>
+                <w:rFonts w:ascii="PT Sans Narrow" w:hAnsi="PT Sans Narrow" w:cs="PT Sans Narrow" w:eastAsia="PT Sans Narrow"/>
+                <w:b/>
+                <w:i w:val="0"/>
+                <w:color w:val="16213E"/>
+                <w:sz w:val="26"/>
+              </w:rPr>
+              <w:t>"Ordina" mette il pranzo nel carrello</w:t>
+              <w:br/>
+            </w:r>
+            <w:r>
+              <w:rPr>
+                <w:rFonts w:ascii="PT Sans Narrow" w:hAnsi="PT Sans Narrow" w:cs="PT Sans Narrow" w:eastAsia="PT Sans Narrow"/>
+                <w:b w:val="0"/>
+                <w:i w:val="0"/>
+                <w:color w:val="6C757D"/>
+                <w:sz w:val="24"/>
+              </w:rPr>
+              <w:t>Scegli l'orario di ritiro e conferma come per qualsiasi ordine. Il giorno risulta "Ordinato" e resta così anche se rifai il piano</w:t>
+            </w:r>
+          </w:p>
+        </w:tc>
+      </w:tr>
+    </w:tbl>
+    <w:p>
+      <w:pPr>
+        <w:spacing w:before="0" w:after="80"/>
+      </w:pPr>
+    </w:p>
+    <w:tbl>
+      <w:tblPr>
+        <w:tblLook w:firstColumn="1" w:firstRow="1" w:lastColumn="0" w:lastRow="0" w:noHBand="0" w:noVBand="1" w:val="04A0"/>
+        <w:tblBorders>
+          <w:top w:val="nil"/>
+          <w:left w:val="nil"/>
+          <w:bottom w:val="nil"/>
+          <w:right w:val="nil"/>
+          <w:insideH w:val="nil"/>
+          <w:insideV w:val="nil"/>
+        </w:tblBorders>
+        <w:tblW w:w="6929" w:type="dxa"/>
+      </w:tblPr>
+      <w:tblGrid>
+        <w:gridCol w:w="4706"/>
+        <w:gridCol w:w="4706"/>
+      </w:tblGrid>
+      <w:tr>
+        <w:tc>
+          <w:tcPr>
+            <w:tcW w:w="472" w:type="dxa"/>
+            <w:shd w:val="clear" w:color="auto" w:fill="27AE60"/>
+            <w:tcMar>
+              <w:top w:w="70" w:type="dxa"/>
+              <w:bottom w:w="70" w:type="dxa"/>
+              <w:left w:w="40" w:type="dxa"/>
+              <w:right w:w="40" w:type="dxa"/>
+            </w:tcMar>
+            <w:vAlign w:val="center"/>
+          </w:tcPr>
+          <w:p>
+            <w:pPr>
+              <w:spacing w:before="0" w:after="0"/>
+              <w:jc w:val="center"/>
+            </w:pPr>
+            <w:r>
+              <w:rPr>
+                <w:rFonts w:ascii="PT Sans Narrow" w:hAnsi="PT Sans Narrow" w:cs="PT Sans Narrow" w:eastAsia="PT Sans Narrow"/>
+                <w:b/>
+                <w:i w:val="0"/>
+                <w:color w:val="FFFFFF"/>
+                <w:sz w:val="30"/>
+              </w:rPr>
+              <w:t>3</w:t>
+            </w:r>
+          </w:p>
+        </w:tc>
+        <w:tc>
+          <w:tcPr>
+            <w:tcW w:type="dxa" w:w="4706"/>
+            <w:shd w:val="clear" w:color="auto" w:fill="F0F4F8"/>
+            <w:tcMar>
+              <w:top w:w="70" w:type="dxa"/>
+              <w:bottom w:w="70" w:type="dxa"/>
+              <w:left w:w="110" w:type="dxa"/>
+              <w:right w:w="90" w:type="dxa"/>
+            </w:tcMar>
+          </w:tcPr>
+          <w:p>
+            <w:pPr>
+              <w:spacing w:before="0" w:after="60"/>
+            </w:pPr>
+            <w:r>
+              <w:rPr>
+                <w:rFonts w:ascii="PT Sans Narrow" w:hAnsi="PT Sans Narrow" w:cs="PT Sans Narrow" w:eastAsia="PT Sans Narrow"/>
+                <w:b/>
+                <w:i w:val="0"/>
+                <w:color w:val="16213E"/>
+                <w:sz w:val="26"/>
+              </w:rPr>
+              <w:t>Non ti convince? Rigenera il giorno</w:t>
+              <w:br/>
+            </w:r>
+            <w:r>
+              <w:rPr>
+                <w:rFonts w:ascii="PT Sans Narrow" w:hAnsi="PT Sans Narrow" w:cs="PT Sans Narrow" w:eastAsia="PT Sans Narrow"/>
+                <w:b w:val="0"/>
+                <w:i w:val="0"/>
+                <w:color w:val="6C757D"/>
+                <w:sz w:val="24"/>
+              </w:rPr>
+              <w:t>Il pulsante con le frecce propone un'alternativa. "Rifai il piano" ricompone tutta la settimana, tranne i giorni già ordinati</w:t>
+            </w:r>
+          </w:p>
+        </w:tc>
+      </w:tr>
+    </w:tbl>
+    <w:p>
+      <w:pPr>
+        <w:spacing w:before="0" w:after="120"/>
+      </w:pPr>
+    </w:p>
+    <w:tbl>
+      <w:tblPr>
+        <w:tblLook w:firstColumn="1" w:firstRow="1" w:lastColumn="0" w:lastRow="0" w:noHBand="0" w:noVBand="1" w:val="04A0"/>
+        <w:tblBorders>
+          <w:top w:val="nil"/>
+          <w:left w:val="nil"/>
+          <w:bottom w:val="nil"/>
+          <w:right w:val="nil"/>
+          <w:insideH w:val="nil"/>
+          <w:insideV w:val="nil"/>
+        </w:tblBorders>
+        <w:tblW w:w="6929" w:type="dxa"/>
+      </w:tblPr>
+      <w:tblGrid>
+        <w:gridCol w:w="9412"/>
+      </w:tblGrid>
+      <w:tr>
+        <w:tc>
+          <w:tcPr>
+            <w:tcW w:type="dxa" w:w="9412"/>
+            <w:shd w:val="clear" w:color="auto" w:fill="F5F5F5"/>
+            <w:tcBorders>
+              <w:top w:val="single" w:sz="14" w:color="E8E8E8" w:space="0"/>
+              <w:bottom w:val="single" w:sz="14" w:color="E8E8E8" w:space="0"/>
+              <w:left w:val="single" w:sz="14" w:color="E94560" w:space="0"/>
+              <w:right w:val="single" w:sz="14" w:color="E8E8E8" w:space="0"/>
+            </w:tcBorders>
+            <w:tcMar>
+              <w:top w:w="70" w:type="dxa"/>
+              <w:bottom w:w="70" w:type="dxa"/>
+              <w:left w:w="130" w:type="dxa"/>
+              <w:right w:w="90" w:type="dxa"/>
+            </w:tcMar>
+          </w:tcPr>
+          <w:p>
+            <w:pPr>
+              <w:spacing w:before="0" w:after="0"/>
+            </w:pPr>
+            <w:r>
+              <w:rPr>
+                <w:rFonts w:ascii="PT Sans Narrow" w:hAnsi="PT Sans Narrow" w:cs="PT Sans Narrow" w:eastAsia="PT Sans Narrow"/>
+                <w:b w:val="0"/>
+                <w:i w:val="0"/>
+                <w:color w:val="E94560"/>
+                <w:sz w:val="26"/>
+              </w:rPr>
+              <w:t xml:space="preserve">ℹ️  </w:t>
+            </w:r>
+            <w:r>
+              <w:rPr>
+                <w:rFonts w:ascii="PT Sans Narrow" w:hAnsi="PT Sans Narrow" w:cs="PT Sans Narrow" w:eastAsia="PT Sans Narrow"/>
+                <w:b w:val="0"/>
+                <w:i w:val="0"/>
+                <w:color w:val="343A40"/>
+                <w:sz w:val="26"/>
+              </w:rPr>
+              <w:t>Il lunedì mattina, se lo desideri, ricevi il piano della settimana su Telegram o per email. Nella pagina trovi anche le calorie di oggi rispetto al tuo fabbisogno, calcolate dagli ordini che hai fatto davvero.</w:t>
+            </w:r>
+          </w:p>
+        </w:tc>
+      </w:tr>
+    </w:tbl>
+    <w:p>
+      <w:pPr>
+        <w:spacing w:before="0" w:after="120"/>
+      </w:pPr>
+    </w:p>
+    <w:tbl>
+      <w:tblPr>
+        <w:tblLook w:firstColumn="1" w:firstRow="1" w:lastColumn="0" w:lastRow="0" w:noHBand="0" w:noVBand="1" w:val="04A0"/>
+        <w:tblBorders>
+          <w:top w:val="nil"/>
+          <w:left w:val="nil"/>
+          <w:bottom w:val="nil"/>
+          <w:right w:val="nil"/>
+          <w:insideH w:val="nil"/>
+          <w:insideV w:val="nil"/>
+        </w:tblBorders>
+        <w:tblW w:w="6929" w:type="dxa"/>
+      </w:tblPr>
+      <w:tblGrid>
+        <w:gridCol w:w="9412"/>
+      </w:tblGrid>
+      <w:tr>
+        <w:tc>
+          <w:tcPr>
+            <w:tcW w:type="dxa" w:w="9412"/>
+            <w:shd w:val="clear" w:color="auto" w:fill="F5F5F5"/>
+            <w:tcBorders>
+              <w:top w:val="single" w:sz="14" w:color="E8E8E8" w:space="0"/>
+              <w:bottom w:val="single" w:sz="14" w:color="E8E8E8" w:space="0"/>
+              <w:left w:val="single" w:sz="14" w:color="E94560" w:space="0"/>
+              <w:right w:val="single" w:sz="14" w:color="E8E8E8" w:space="0"/>
+            </w:tcBorders>
+            <w:tcMar>
+              <w:top w:w="70" w:type="dxa"/>
+              <w:bottom w:w="70" w:type="dxa"/>
+              <w:left w:w="130" w:type="dxa"/>
+              <w:right w:w="90" w:type="dxa"/>
+            </w:tcMar>
+          </w:tcPr>
+          <w:p>
+            <w:pPr>
+              <w:spacing w:before="0" w:after="0"/>
+            </w:pPr>
+            <w:r>
+              <w:rPr>
+                <w:rFonts w:ascii="PT Sans Narrow" w:hAnsi="PT Sans Narrow" w:cs="PT Sans Narrow" w:eastAsia="PT Sans Narrow"/>
+                <w:b w:val="0"/>
+                <w:i w:val="0"/>
+                <w:color w:val="E94560"/>
+                <w:sz w:val="26"/>
+              </w:rPr>
+              <w:t xml:space="preserve">⚠️  </w:t>
+            </w:r>
+            <w:r>
+              <w:rPr>
+                <w:rFonts w:ascii="PT Sans Narrow" w:hAnsi="PT Sans Narrow" w:cs="PT Sans Narrow" w:eastAsia="PT Sans Narrow"/>
+                <w:b w:val="0"/>
+                <w:i w:val="0"/>
+                <w:color w:val="343A40"/>
+                <w:sz w:val="26"/>
+              </w:rPr>
+              <w:t>Le calorie sono stime per porzione indicate dal locale e non sostituiscono il parere di un medico o di un nutrizionista. Un piatto senza valori indicati non entra nel piano e nel carrello viene segnalato a parte.</w:t>
+            </w:r>
+          </w:p>
+        </w:tc>
+      </w:tr>
+    </w:tbl>
+    <w:p>
+      <w:r>
+        <w:br w:type="page"/>
+      </w:r>
+    </w:p>
+    <w:p>
+      <w:pPr>
+        <w:spacing w:before="200" w:after="80"/>
+        <w:jc w:val="left"/>
+        <w:pBdr>
           <w:bottom w:val="single" w:sz="8" w:color="8E44AD"/>
         </w:pBdr>
       </w:pPr>
@@ -14158,7 +15413,7 @@
           <w:color w:val="E94560"/>
           <w:sz w:val="18"/>
         </w:rPr>
-        <w:t xml:space="preserve">SEZIONE 10   </w:t>
+        <w:t xml:space="preserve">SEZIONE 11   </w:t>
       </w:r>
       <w:r>
         <w:rPr>
@@ -14213,7 +15468,7 @@
           <w:color w:val="16213E"/>
           <w:sz w:val="32"/>
         </w:rPr>
-        <w:t>10.1  Trovare i sondaggi attivi</w:t>
+        <w:t>11.1  Trovare i sondaggi attivi</w:t>
       </w:r>
     </w:p>
     <w:tbl>
@@ -14320,7 +15575,7 @@
           <w:color w:val="16213E"/>
           <w:sz w:val="32"/>
         </w:rPr>
-        <w:t>10.2  Votare</w:t>
+        <w:t>11.2  Votare</w:t>
       </w:r>
     </w:p>
     <w:tbl>
@@ -14586,7 +15841,7 @@
           <w:color w:val="16213E"/>
           <w:sz w:val="32"/>
         </w:rPr>
-        <w:t>10.3  Risultati in tempo reale</w:t>
+        <w:t>11.3  Risultati in tempo reale</w:t>
       </w:r>
     </w:p>
     <w:tbl>
@@ -14700,7 +15955,7 @@
           <w:color w:val="E94560"/>
           <w:sz w:val="18"/>
         </w:rPr>
-        <w:t xml:space="preserve">SEZIONE 11   </w:t>
+        <w:t xml:space="preserve">SEZIONE 12   </w:t>
       </w:r>
       <w:r>
         <w:rPr>
@@ -14776,7 +16031,7 @@
           <w:color w:val="16213E"/>
           <w:sz w:val="32"/>
         </w:rPr>
-        <w:t>11.1  Cosa ricevi</w:t>
+        <w:t>12.1  Cosa ricevi</w:t>
       </w:r>
     </w:p>
     <w:tbl>
@@ -15214,7 +16469,7 @@
           <w:color w:val="16213E"/>
           <w:sz w:val="32"/>
         </w:rPr>
-        <w:t>11.2  Come attivare le notifiche</w:t>
+        <w:t>12.2  Come attivare le notifiche</w:t>
       </w:r>
     </w:p>
     <w:p>
@@ -15317,7 +16572,7 @@
           <w:color w:val="16213E"/>
           <w:sz w:val="32"/>
         </w:rPr>
-        <w:t>11.3  Come trovare il proprio Chat ID</w:t>
+        <w:t>12.3  Come trovare il proprio Chat ID</w:t>
       </w:r>
     </w:p>
     <w:tbl>
@@ -15699,7 +16954,7 @@
           <w:color w:val="16213E"/>
           <w:sz w:val="32"/>
         </w:rPr>
-        <w:t>11.4  Tabella eventi e notifiche</w:t>
+        <w:t>12.4  Tabella eventi e notifiche</w:t>
       </w:r>
     </w:p>
     <w:tbl>
@@ -16343,7 +17598,7 @@
           <w:color w:val="E94560"/>
           <w:sz w:val="18"/>
         </w:rPr>
-        <w:t xml:space="preserve">SEZIONE 12   </w:t>
+        <w:t xml:space="preserve">SEZIONE 13   </w:t>
       </w:r>
       <w:r>
         <w:rPr>
@@ -16818,7 +18073,7 @@
           <w:color w:val="E94560"/>
           <w:sz w:val="18"/>
         </w:rPr>
-        <w:t xml:space="preserve">SEZIONE 13   </w:t>
+        <w:t xml:space="preserve">SEZIONE 14   </w:t>
       </w:r>
       <w:r>
         <w:rPr>
@@ -19325,7 +20580,7 @@
                 <w:color w:val="16213E"/>
                 <w:sz w:val="22"/>
               </w:rPr>
-              <w:t>Votare un sondaggio</w:t>
+              <w:t>Impostare la dieta</w:t>
             </w:r>
           </w:p>
         </w:tc>
@@ -19358,7 +20613,7 @@
                 <w:color w:val="6C757D"/>
                 <w:sz w:val="22"/>
               </w:rPr>
-              <w:t>Sondaggi (o Vota il Menu)</w:t>
+              <w:t>La mia dieta → Imposta la tua dieta</w:t>
             </w:r>
           </w:p>
         </w:tc>
@@ -19391,7 +20646,7 @@
                 <w:color w:val="6C757D"/>
                 <w:sz w:val="22"/>
               </w:rPr>
-              <w:t>10</w:t>
+              <w:t>10.1</w:t>
             </w:r>
           </w:p>
         </w:tc>
@@ -19426,7 +20681,7 @@
                 <w:color w:val="16213E"/>
                 <w:sz w:val="22"/>
               </w:rPr>
-              <w:t>Attivare notifiche Telegram</w:t>
+              <w:t>Avere il piano della settimana</w:t>
             </w:r>
           </w:p>
         </w:tc>
@@ -19459,7 +20714,7 @@
                 <w:color w:val="6C757D"/>
                 <w:sz w:val="22"/>
               </w:rPr>
-              <w:t>Chiedi al cassiere / admin</w:t>
+              <w:t>La mia dieta → Componi il piano</w:t>
             </w:r>
           </w:p>
         </w:tc>
@@ -19492,7 +20747,7 @@
                 <w:color w:val="6C757D"/>
                 <w:sz w:val="22"/>
               </w:rPr>
-              <w:t>11.2</w:t>
+              <w:t>10.3</w:t>
             </w:r>
           </w:p>
         </w:tc>
@@ -19527,7 +20782,7 @@
                 <w:color w:val="16213E"/>
                 <w:sz w:val="22"/>
               </w:rPr>
-              <w:t>Collegare Telegram</w:t>
+              <w:t>Votare un sondaggio</w:t>
             </w:r>
           </w:p>
         </w:tc>
@@ -19560,7 +20815,7 @@
                 <w:color w:val="6C757D"/>
                 <w:sz w:val="22"/>
               </w:rPr>
-              <w:t>Profilo → Collega Telegram</w:t>
+              <w:t>Sondaggi (o Vota il Menu)</w:t>
             </w:r>
           </w:p>
         </w:tc>
@@ -19593,7 +20848,209 @@
                 <w:color w:val="6C757D"/>
                 <w:sz w:val="22"/>
               </w:rPr>
-              <w:t>11.3</w:t>
+              <w:t>11</w:t>
+            </w:r>
+          </w:p>
+        </w:tc>
+      </w:tr>
+      <w:tr>
+        <w:tc>
+          <w:tcPr>
+            <w:tcW w:w="2559" w:type="dxa"/>
+            <w:shd w:val="clear" w:color="auto" w:fill="FFFFFF"/>
+            <w:tcBorders>
+              <w:top w:val="nil"/>
+              <w:bottom w:val="single" w:sz="8" w:color="DEE2E6" w:space="0"/>
+              <w:left w:val="nil"/>
+              <w:right w:val="nil"/>
+            </w:tcBorders>
+            <w:tcMar>
+              <w:top w:w="55" w:type="dxa"/>
+              <w:bottom w:w="55" w:type="dxa"/>
+              <w:left w:w="80" w:type="dxa"/>
+              <w:right w:w="80" w:type="dxa"/>
+            </w:tcMar>
+          </w:tcPr>
+          <w:p>
+            <w:pPr>
+              <w:spacing w:before="0" w:after="0"/>
+            </w:pPr>
+            <w:r>
+              <w:rPr>
+                <w:rFonts w:ascii="PT Sans Narrow" w:hAnsi="PT Sans Narrow" w:cs="PT Sans Narrow" w:eastAsia="PT Sans Narrow"/>
+                <w:b/>
+                <w:i w:val="0"/>
+                <w:color w:val="16213E"/>
+                <w:sz w:val="22"/>
+              </w:rPr>
+              <w:t>Attivare notifiche Telegram</w:t>
+            </w:r>
+          </w:p>
+        </w:tc>
+        <w:tc>
+          <w:tcPr>
+            <w:tcW w:w="2559" w:type="dxa"/>
+            <w:shd w:val="clear" w:color="auto" w:fill="FFFFFF"/>
+            <w:tcBorders>
+              <w:top w:val="nil"/>
+              <w:bottom w:val="single" w:sz="8" w:color="DEE2E6" w:space="0"/>
+              <w:left w:val="nil"/>
+              <w:right w:val="nil"/>
+            </w:tcBorders>
+            <w:tcMar>
+              <w:top w:w="55" w:type="dxa"/>
+              <w:bottom w:w="55" w:type="dxa"/>
+              <w:left w:w="80" w:type="dxa"/>
+              <w:right w:w="80" w:type="dxa"/>
+            </w:tcMar>
+          </w:tcPr>
+          <w:p>
+            <w:pPr>
+              <w:spacing w:before="0" w:after="0"/>
+            </w:pPr>
+            <w:r>
+              <w:rPr>
+                <w:rFonts w:ascii="PT Sans Narrow" w:hAnsi="PT Sans Narrow" w:cs="PT Sans Narrow" w:eastAsia="PT Sans Narrow"/>
+                <w:b w:val="0"/>
+                <w:i w:val="0"/>
+                <w:color w:val="6C757D"/>
+                <w:sz w:val="22"/>
+              </w:rPr>
+              <w:t>Chiedi al cassiere / admin</w:t>
+            </w:r>
+          </w:p>
+        </w:tc>
+        <w:tc>
+          <w:tcPr>
+            <w:tcW w:w="1811" w:type="dxa"/>
+            <w:shd w:val="clear" w:color="auto" w:fill="FFFFFF"/>
+            <w:tcBorders>
+              <w:top w:val="nil"/>
+              <w:bottom w:val="single" w:sz="8" w:color="DEE2E6" w:space="0"/>
+              <w:left w:val="nil"/>
+              <w:right w:val="nil"/>
+            </w:tcBorders>
+            <w:tcMar>
+              <w:top w:w="55" w:type="dxa"/>
+              <w:bottom w:w="55" w:type="dxa"/>
+              <w:left w:w="80" w:type="dxa"/>
+              <w:right w:w="80" w:type="dxa"/>
+            </w:tcMar>
+          </w:tcPr>
+          <w:p>
+            <w:pPr>
+              <w:spacing w:before="0" w:after="0"/>
+            </w:pPr>
+            <w:r>
+              <w:rPr>
+                <w:rFonts w:ascii="PT Sans Narrow" w:hAnsi="PT Sans Narrow" w:cs="PT Sans Narrow" w:eastAsia="PT Sans Narrow"/>
+                <w:b w:val="0"/>
+                <w:i w:val="0"/>
+                <w:color w:val="6C757D"/>
+                <w:sz w:val="22"/>
+              </w:rPr>
+              <w:t>12.2</w:t>
+            </w:r>
+          </w:p>
+        </w:tc>
+      </w:tr>
+      <w:tr>
+        <w:tc>
+          <w:tcPr>
+            <w:tcW w:w="2559" w:type="dxa"/>
+            <w:shd w:val="clear" w:color="auto" w:fill="F8F9FA"/>
+            <w:tcBorders>
+              <w:top w:val="nil"/>
+              <w:bottom w:val="single" w:sz="8" w:color="DEE2E6" w:space="0"/>
+              <w:left w:val="nil"/>
+              <w:right w:val="nil"/>
+            </w:tcBorders>
+            <w:tcMar>
+              <w:top w:w="55" w:type="dxa"/>
+              <w:bottom w:w="55" w:type="dxa"/>
+              <w:left w:w="80" w:type="dxa"/>
+              <w:right w:w="80" w:type="dxa"/>
+            </w:tcMar>
+          </w:tcPr>
+          <w:p>
+            <w:pPr>
+              <w:spacing w:before="0" w:after="0"/>
+            </w:pPr>
+            <w:r>
+              <w:rPr>
+                <w:rFonts w:ascii="PT Sans Narrow" w:hAnsi="PT Sans Narrow" w:cs="PT Sans Narrow" w:eastAsia="PT Sans Narrow"/>
+                <w:b/>
+                <w:i w:val="0"/>
+                <w:color w:val="16213E"/>
+                <w:sz w:val="22"/>
+              </w:rPr>
+              <w:t>Collegare Telegram</w:t>
+            </w:r>
+          </w:p>
+        </w:tc>
+        <w:tc>
+          <w:tcPr>
+            <w:tcW w:w="2559" w:type="dxa"/>
+            <w:shd w:val="clear" w:color="auto" w:fill="F8F9FA"/>
+            <w:tcBorders>
+              <w:top w:val="nil"/>
+              <w:bottom w:val="single" w:sz="8" w:color="DEE2E6" w:space="0"/>
+              <w:left w:val="nil"/>
+              <w:right w:val="nil"/>
+            </w:tcBorders>
+            <w:tcMar>
+              <w:top w:w="55" w:type="dxa"/>
+              <w:bottom w:w="55" w:type="dxa"/>
+              <w:left w:w="80" w:type="dxa"/>
+              <w:right w:w="80" w:type="dxa"/>
+            </w:tcMar>
+          </w:tcPr>
+          <w:p>
+            <w:pPr>
+              <w:spacing w:before="0" w:after="0"/>
+            </w:pPr>
+            <w:r>
+              <w:rPr>
+                <w:rFonts w:ascii="PT Sans Narrow" w:hAnsi="PT Sans Narrow" w:cs="PT Sans Narrow" w:eastAsia="PT Sans Narrow"/>
+                <w:b w:val="0"/>
+                <w:i w:val="0"/>
+                <w:color w:val="6C757D"/>
+                <w:sz w:val="22"/>
+              </w:rPr>
+              <w:t>Profilo → Collega Telegram</w:t>
+            </w:r>
+          </w:p>
+        </w:tc>
+        <w:tc>
+          <w:tcPr>
+            <w:tcW w:w="1811" w:type="dxa"/>
+            <w:shd w:val="clear" w:color="auto" w:fill="F8F9FA"/>
+            <w:tcBorders>
+              <w:top w:val="nil"/>
+              <w:bottom w:val="single" w:sz="8" w:color="DEE2E6" w:space="0"/>
+              <w:left w:val="nil"/>
+              <w:right w:val="nil"/>
+            </w:tcBorders>
+            <w:tcMar>
+              <w:top w:w="55" w:type="dxa"/>
+              <w:bottom w:w="55" w:type="dxa"/>
+              <w:left w:w="80" w:type="dxa"/>
+              <w:right w:w="80" w:type="dxa"/>
+            </w:tcMar>
+          </w:tcPr>
+          <w:p>
+            <w:pPr>
+              <w:spacing w:before="0" w:after="0"/>
+            </w:pPr>
+            <w:r>
+              <w:rPr>
+                <w:rFonts w:ascii="PT Sans Narrow" w:hAnsi="PT Sans Narrow" w:cs="PT Sans Narrow" w:eastAsia="PT Sans Narrow"/>
+                <w:b w:val="0"/>
+                <w:i w:val="0"/>
+                <w:color w:val="6C757D"/>
+                <w:sz w:val="22"/>
+              </w:rPr>
+              <w:t>12.3</w:t>
             </w:r>
           </w:p>
         </w:tc>

--- a/docs/manuali/guida_cliente.docx
+++ b/docs/manuali/guida_cliente.docx
@@ -14858,7 +14858,7 @@
                 <w:color w:val="16213E"/>
                 <w:sz w:val="26"/>
               </w:rPr>
-              <w:t>Nel menu ogni piatto ha le calorie e un giudizio</w:t>
+              <w:t>Ogni piatto mostra i valori nutrizionali e un giudizio</w:t>
               <w:br/>
             </w:r>
             <w:r>
@@ -14869,7 +14869,7 @@
                 <w:color w:val="6C757D"/>
                 <w:sz w:val="24"/>
               </w:rPr>
-              <w:t>"Adatto a te" in verde, oppure in rosso il motivo: "contiene glutine", "non indicato come vegetariano". Il pulsante "Solo adatti a me" nasconde tutto il resto</w:t>
+              <w:t>Calorie, proteine, carboidrati e grassi per porzione, con il bollino vegetariano o vegano, sono visibili a tutti nel menu, nel carrello, nel cesto e nel pasto aziendale; nel builder ogni ingrediente ha le sue calorie e il totale si aggiorna mentre componi. Con la dieta attiva compare anche "Adatto a te" in verde, oppure in rosso il motivo: "contiene glutine", "non indicato come vegetariano". Il pulsante "Solo adatti a me" nasconde tutto il resto</w:t>
             </w:r>
           </w:p>
         </w:tc>
@@ -15386,7 +15386,7 @@
                 <w:color w:val="343A40"/>
                 <w:sz w:val="26"/>
               </w:rPr>
-              <w:t>Le calorie sono stime per porzione indicate dal locale e non sostituiscono il parere di un medico o di un nutrizionista. Un piatto senza valori indicati non entra nel piano e nel carrello viene segnalato a parte.</w:t>
+              <w:t>AVVERTENZA — NESSUNA VALIDITÀ MEDICA. Le indicazioni della dieta settimanale sono stime automatiche a scopo puramente informativo, calcolate sui valori nutrizionali dichiarati dal locale e su formule generali. Non hanno alcuna validità medica, non sono una prescrizione e non sostituiscono il parere di un medico o di un nutrizionista: per qualsiasi esigenza di salute rivolgiti a un professionista. In caso di allergie o intolleranze verifica sempre con il personale prima di consumare: l'applicazione segnala gli allergeni dichiarati, ma non può garantire l'assenza di contaminazioni. Per salvare le preferenze devi confermare di averla letta. Un piatto senza valori indicati non entra nel piano e nel carrello viene segnalato a parte.</w:t>
             </w:r>
           </w:p>
         </w:tc>

--- a/docs/manuali/guida_cliente.docx
+++ b/docs/manuali/guida_cliente.docx
@@ -14578,7 +14578,7 @@
                 <w:color w:val="6C757D"/>
                 <w:sz w:val="24"/>
               </w:rPr>
-              <w:t>Onnivoro, vegetariano o vegano; mantenere il peso, perderlo o aumentare la massa</w:t>
+              <w:t>Onnivoro, vegetariano o vegano; mantenere il peso, perderlo (−15%), perderlo più in fretta restando bilanciato (−25%, mai sotto il metabolismo basale, con almeno 25 g di proteine a pranzo, grassi entro un terzo delle calorie, sempre una verdura e frutta al posto del dolce) oppure aumentare la massa</w:t>
             </w:r>
           </w:p>
         </w:tc>

--- a/docs/manuali/guida_cliente.docx
+++ b/docs/manuali/guida_cliente.docx
@@ -14725,6 +14725,98 @@
                 <w:sz w:val="30"/>
               </w:rPr>
               <w:t>5</w:t>
+            </w:r>
+          </w:p>
+        </w:tc>
+        <w:tc>
+          <w:tcPr>
+            <w:tcW w:type="dxa" w:w="4706"/>
+            <w:shd w:val="clear" w:color="auto" w:fill="F0F4F8"/>
+            <w:tcMar>
+              <w:top w:w="70" w:type="dxa"/>
+              <w:bottom w:w="70" w:type="dxa"/>
+              <w:left w:w="110" w:type="dxa"/>
+              <w:right w:w="90" w:type="dxa"/>
+            </w:tcMar>
+          </w:tcPr>
+          <w:p>
+            <w:pPr>
+              <w:spacing w:before="0" w:after="60"/>
+            </w:pPr>
+            <w:r>
+              <w:rPr>
+                <w:rFonts w:ascii="PT Sans Narrow" w:hAnsi="PT Sans Narrow" w:cs="PT Sans Narrow" w:eastAsia="PT Sans Narrow"/>
+                <w:b/>
+                <w:i w:val="0"/>
+                <w:color w:val="16213E"/>
+                <w:sz w:val="26"/>
+              </w:rPr>
+              <w:t>Di' cosa non ti piace</w:t>
+              <w:br/>
+            </w:r>
+            <w:r>
+              <w:rPr>
+                <w:rFonts w:ascii="PT Sans Narrow" w:hAnsi="PT Sans Narrow" w:cs="PT Sans Narrow" w:eastAsia="PT Sans Narrow"/>
+                <w:b w:val="0"/>
+                <w:i w:val="0"/>
+                <w:color w:val="6C757D"/>
+                <w:sz w:val="24"/>
+              </w:rPr>
+              <w:t>Pesce, carne, formaggi, uova, legumi, funghi, cipolla e aglio, piccante, fritti, dolci: sono gusti, non esigenze. Il piano li evita, nel menu compaiono con un'etichetta grigia "non ti piace" (niente avviso rosso, nessuna conferma da dare). Puoi anche escludere singoli piatti del listino, uno per uno</w:t>
+            </w:r>
+          </w:p>
+        </w:tc>
+      </w:tr>
+    </w:tbl>
+    <w:p>
+      <w:pPr>
+        <w:spacing w:before="0" w:after="80"/>
+      </w:pPr>
+    </w:p>
+    <w:tbl>
+      <w:tblPr>
+        <w:tblLook w:firstColumn="1" w:firstRow="1" w:lastColumn="0" w:lastRow="0" w:noHBand="0" w:noVBand="1" w:val="04A0"/>
+        <w:tblBorders>
+          <w:top w:val="nil"/>
+          <w:left w:val="nil"/>
+          <w:bottom w:val="nil"/>
+          <w:right w:val="nil"/>
+          <w:insideH w:val="nil"/>
+          <w:insideV w:val="nil"/>
+        </w:tblBorders>
+        <w:tblW w:w="6929" w:type="dxa"/>
+      </w:tblPr>
+      <w:tblGrid>
+        <w:gridCol w:w="4706"/>
+        <w:gridCol w:w="4706"/>
+      </w:tblGrid>
+      <w:tr>
+        <w:tc>
+          <w:tcPr>
+            <w:tcW w:w="472" w:type="dxa"/>
+            <w:shd w:val="clear" w:color="auto" w:fill="27AE60"/>
+            <w:tcMar>
+              <w:top w:w="70" w:type="dxa"/>
+              <w:bottom w:w="70" w:type="dxa"/>
+              <w:left w:w="40" w:type="dxa"/>
+              <w:right w:w="40" w:type="dxa"/>
+            </w:tcMar>
+            <w:vAlign w:val="center"/>
+          </w:tcPr>
+          <w:p>
+            <w:pPr>
+              <w:spacing w:before="0" w:after="0"/>
+              <w:jc w:val="center"/>
+            </w:pPr>
+            <w:r>
+              <w:rPr>
+                <w:rFonts w:ascii="PT Sans Narrow" w:hAnsi="PT Sans Narrow" w:cs="PT Sans Narrow" w:eastAsia="PT Sans Narrow"/>
+                <w:b/>
+                <w:i w:val="0"/>
+                <w:color w:val="FFFFFF"/>
+                <w:sz w:val="30"/>
+              </w:rPr>
+              <w:t>6</w:t>
             </w:r>
           </w:p>
         </w:tc>

--- a/docs/manuali/guida_cliente.docx
+++ b/docs/manuali/guida_cliente.docx
@@ -14762,7 +14762,7 @@
                 <w:color w:val="6C757D"/>
                 <w:sz w:val="24"/>
               </w:rPr>
-              <w:t>Pesce, carne, formaggi, uova, legumi, funghi, cipolla e aglio, piccante, fritti, dolci: sono gusti, non esigenze. Il piano li evita, nel menu compaiono con un'etichetta grigia "non ti piace" (niente avviso rosso, nessuna conferma da dare). Puoi anche escludere singoli piatti del listino, uno per uno</w:t>
+              <w:t>Una trentina di famiglie divise per gruppo — proteine (pesce, crostacei, carne, maiale, pollo, manzo, salumi, formaggi, uova, legumi, soia), verdure e frutta (pomodoro, insalata, verdure cotte, peperoni, melanzane, cavoli, funghi, cipolla e aglio, olive, patate, avocado, frutta, frutta secca), cereali e basi (pasta, riso, pane e pizza, integrale), sapori e bevande (piccante, fritti, salse, aceto, dolci, cioccolato, caffè, latte e yogurt, bibite, alcolici) — più un campo libero dove scrivi tu le parole (es. "cetriolo, gorgonzola") e la possibilità di escludere singoli piatti del listino. Sono gusti, non esigenze: il piano li evita, nel menu compaiono con un'etichetta grigia "non ti piace", senza avviso rosso né conferma da dare</w:t>
             </w:r>
           </w:p>
         </w:tc>
@@ -15478,7 +15478,7 @@
                 <w:color w:val="343A40"/>
                 <w:sz w:val="26"/>
               </w:rPr>
-              <w:t>AVVERTENZA — NESSUNA VALIDITÀ MEDICA. Le indicazioni della dieta settimanale sono stime automatiche a scopo puramente informativo, calcolate sui valori nutrizionali dichiarati dal locale e su formule generali. Non hanno alcuna validità medica, non sono una prescrizione e non sostituiscono il parere di un medico o di un nutrizionista: per qualsiasi esigenza di salute rivolgiti a un professionista. In caso di allergie o intolleranze verifica sempre con il personale prima di consumare: l'applicazione segnala gli allergeni dichiarati, ma non può garantire l'assenza di contaminazioni. Per salvare le preferenze devi confermare di averla letta. Un piatto senza valori indicati non entra nel piano e nel carrello viene segnalato a parte.</w:t>
+              <w:t>AVVERTENZA — NESSUNA VALIDITÀ MEDICA. Le indicazioni della dieta settimanale sono stime automatiche a scopo puramente informativo, calcolate sui valori nutrizionali dichiarati dal locale e su formule generali. Non hanno alcuna validità medica, non sono una prescrizione e non sostituiscono il parere di un medico o di un nutrizionista: per qualsiasi esigenza di salute rivolgiti a un professionista. In caso di allergie o intolleranze verifica sempre con il personale prima di consumare: l'applicazione segnala gli allergeni dichiarati, ma non può garantire l'assenza di contaminazioni. Alla prima visita l'avvertenza si apre in una finestra e va accettata prima di poter impostare la dieta; resta rileggibile dal pulsante in testa alla pagina. Un piatto senza valori indicati non entra nel piano e nel carrello viene segnalato a parte.</w:t>
             </w:r>
           </w:p>
         </w:tc>

--- a/docs/manuali/guida_cliente.docx
+++ b/docs/manuali/guida_cliente.docx
@@ -10300,6 +10300,73 @@
         </w:rPr>
         <w:t>Paga al Banco — Pagamento QR</w:t>
       </w:r>
+    </w:p>
+    <w:tbl>
+      <w:tblPr>
+        <w:tblLook w:firstColumn="1" w:firstRow="1" w:lastColumn="0" w:lastRow="0" w:noHBand="0" w:noVBand="1" w:val="04A0"/>
+        <w:tblBorders>
+          <w:top w:val="nil"/>
+          <w:left w:val="nil"/>
+          <w:bottom w:val="nil"/>
+          <w:right w:val="nil"/>
+          <w:insideH w:val="nil"/>
+          <w:insideV w:val="nil"/>
+        </w:tblBorders>
+        <w:tblW w:w="6929" w:type="dxa"/>
+      </w:tblPr>
+      <w:tblGrid>
+        <w:gridCol w:w="9412"/>
+      </w:tblGrid>
+      <w:tr>
+        <w:tc>
+          <w:tcPr>
+            <w:tcW w:type="dxa" w:w="9412"/>
+            <w:shd w:val="clear" w:color="auto" w:fill="F5F5F5"/>
+            <w:tcBorders>
+              <w:top w:val="single" w:sz="14" w:color="E8E8E8" w:space="0"/>
+              <w:bottom w:val="single" w:sz="14" w:color="E8E8E8" w:space="0"/>
+              <w:left w:val="single" w:sz="14" w:color="E94560" w:space="0"/>
+              <w:right w:val="single" w:sz="14" w:color="E8E8E8" w:space="0"/>
+            </w:tcBorders>
+            <w:tcMar>
+              <w:top w:w="70" w:type="dxa"/>
+              <w:bottom w:w="70" w:type="dxa"/>
+              <w:left w:w="130" w:type="dxa"/>
+              <w:right w:w="90" w:type="dxa"/>
+            </w:tcMar>
+          </w:tcPr>
+          <w:p>
+            <w:pPr>
+              <w:spacing w:before="0" w:after="0"/>
+            </w:pPr>
+            <w:r>
+              <w:rPr>
+                <w:rFonts w:ascii="PT Sans Narrow" w:hAnsi="PT Sans Narrow" w:cs="PT Sans Narrow" w:eastAsia="PT Sans Narrow"/>
+                <w:b w:val="0"/>
+                <w:i w:val="0"/>
+                <w:color w:val="E94560"/>
+                <w:sz w:val="26"/>
+              </w:rPr>
+              <w:t xml:space="preserve">ℹ️  </w:t>
+            </w:r>
+            <w:r>
+              <w:rPr>
+                <w:rFonts w:ascii="PT Sans Narrow" w:hAnsi="PT Sans Narrow" w:cs="PT Sans Narrow" w:eastAsia="PT Sans Narrow"/>
+                <w:b w:val="0"/>
+                <w:i w:val="0"/>
+                <w:color w:val="343A40"/>
+                <w:sz w:val="26"/>
+              </w:rPr>
+              <w:t>Questa funzione esiste solo nei locali con il portafoglio prepagato attivo: dove si paga alla cassa non compare, e il conto al banco si salda come in qualunque bar.</w:t>
+            </w:r>
+          </w:p>
+        </w:tc>
+      </w:tr>
+    </w:tbl>
+    <w:p>
+      <w:pPr>
+        <w:spacing w:before="0" w:after="120"/>
+      </w:pPr>
     </w:p>
     <w:tbl>
       <w:tblPr>

--- a/docs/manuali/guida_cliente.docx
+++ b/docs/manuali/guida_cliente.docx
@@ -4075,7 +4075,7 @@
                 <w:color w:val="6C757D"/>
                 <w:sz w:val="22"/>
               </w:rPr>
-              <w:t>Facoltativa — usata per promozioni e auguri</w:t>
+              <w:t>Facoltativa — usata per gli auguri e per il calcolo della dieta</w:t>
             </w:r>
           </w:p>
         </w:tc>
@@ -4110,7 +4110,7 @@
                 <w:color w:val="16213E"/>
                 <w:sz w:val="22"/>
               </w:rPr>
-              <w:t>Indirizzo</w:t>
+              <w:t>Reparto / ufficio</w:t>
             </w:r>
           </w:p>
         </w:tc>
@@ -4118,6 +4118,210 @@
           <w:tcPr>
             <w:tcW w:w="5039" w:type="dxa"/>
             <w:shd w:val="clear" w:color="auto" w:fill="FFFFFF"/>
+            <w:tcBorders>
+              <w:top w:val="nil"/>
+              <w:bottom w:val="single" w:sz="8" w:color="DEE2E6" w:space="0"/>
+              <w:left w:val="nil"/>
+              <w:right w:val="nil"/>
+            </w:tcBorders>
+            <w:tcMar>
+              <w:top w:w="55" w:type="dxa"/>
+              <w:bottom w:w="55" w:type="dxa"/>
+              <w:left w:w="80" w:type="dxa"/>
+              <w:right w:w="80" w:type="dxa"/>
+            </w:tcMar>
+          </w:tcPr>
+          <w:p>
+            <w:pPr>
+              <w:spacing w:before="0" w:after="0"/>
+            </w:pPr>
+            <w:r>
+              <w:rPr>
+                <w:rFonts w:ascii="PT Sans Narrow" w:hAnsi="PT Sans Narrow" w:cs="PT Sans Narrow" w:eastAsia="PT Sans Narrow"/>
+                <w:b w:val="0"/>
+                <w:i w:val="0"/>
+                <w:color w:val="6C757D"/>
+                <w:sz w:val="22"/>
+              </w:rPr>
+              <w:t>Facoltativo — aiuta il locale a trovarti per consegne e ritiri</w:t>
+            </w:r>
+          </w:p>
+        </w:tc>
+      </w:tr>
+      <w:tr>
+        <w:tc>
+          <w:tcPr>
+            <w:tcW w:w="1889" w:type="dxa"/>
+            <w:shd w:val="clear" w:color="auto" w:fill="F8F9FA"/>
+            <w:tcBorders>
+              <w:top w:val="nil"/>
+              <w:bottom w:val="single" w:sz="8" w:color="DEE2E6" w:space="0"/>
+              <w:left w:val="nil"/>
+              <w:right w:val="nil"/>
+            </w:tcBorders>
+            <w:tcMar>
+              <w:top w:w="55" w:type="dxa"/>
+              <w:bottom w:w="55" w:type="dxa"/>
+              <w:left w:w="80" w:type="dxa"/>
+              <w:right w:w="80" w:type="dxa"/>
+            </w:tcMar>
+          </w:tcPr>
+          <w:p>
+            <w:pPr>
+              <w:spacing w:before="0" w:after="0"/>
+            </w:pPr>
+            <w:r>
+              <w:rPr>
+                <w:rFonts w:ascii="PT Sans Narrow" w:hAnsi="PT Sans Narrow" w:cs="PT Sans Narrow" w:eastAsia="PT Sans Narrow"/>
+                <w:b/>
+                <w:i w:val="0"/>
+                <w:color w:val="16213E"/>
+                <w:sz w:val="22"/>
+              </w:rPr>
+              <w:t>Avvisi</w:t>
+            </w:r>
+          </w:p>
+        </w:tc>
+        <w:tc>
+          <w:tcPr>
+            <w:tcW w:w="5039" w:type="dxa"/>
+            <w:shd w:val="clear" w:color="auto" w:fill="F8F9FA"/>
+            <w:tcBorders>
+              <w:top w:val="nil"/>
+              <w:bottom w:val="single" w:sz="8" w:color="DEE2E6" w:space="0"/>
+              <w:left w:val="nil"/>
+              <w:right w:val="nil"/>
+            </w:tcBorders>
+            <w:tcMar>
+              <w:top w:w="55" w:type="dxa"/>
+              <w:bottom w:w="55" w:type="dxa"/>
+              <w:left w:w="80" w:type="dxa"/>
+              <w:right w:w="80" w:type="dxa"/>
+            </w:tcMar>
+          </w:tcPr>
+          <w:p>
+            <w:pPr>
+              <w:spacing w:before="0" w:after="0"/>
+            </w:pPr>
+            <w:r>
+              <w:rPr>
+                <w:rFonts w:ascii="PT Sans Narrow" w:hAnsi="PT Sans Narrow" w:cs="PT Sans Narrow" w:eastAsia="PT Sans Narrow"/>
+                <w:b w:val="0"/>
+                <w:i w:val="0"/>
+                <w:color w:val="6C757D"/>
+                <w:sz w:val="22"/>
+              </w:rPr>
+              <w:t>Telegram se collegato e altrimenti email (predefinito), solo Telegram o solo email</w:t>
+            </w:r>
+          </w:p>
+        </w:tc>
+      </w:tr>
+      <w:tr>
+        <w:tc>
+          <w:tcPr>
+            <w:tcW w:w="1889" w:type="dxa"/>
+            <w:shd w:val="clear" w:color="auto" w:fill="FFFFFF"/>
+            <w:tcBorders>
+              <w:top w:val="nil"/>
+              <w:bottom w:val="single" w:sz="8" w:color="DEE2E6" w:space="0"/>
+              <w:left w:val="nil"/>
+              <w:right w:val="nil"/>
+            </w:tcBorders>
+            <w:tcMar>
+              <w:top w:w="55" w:type="dxa"/>
+              <w:bottom w:w="55" w:type="dxa"/>
+              <w:left w:w="80" w:type="dxa"/>
+              <w:right w:w="80" w:type="dxa"/>
+            </w:tcMar>
+          </w:tcPr>
+          <w:p>
+            <w:pPr>
+              <w:spacing w:before="0" w:after="0"/>
+            </w:pPr>
+            <w:r>
+              <w:rPr>
+                <w:rFonts w:ascii="PT Sans Narrow" w:hAnsi="PT Sans Narrow" w:cs="PT Sans Narrow" w:eastAsia="PT Sans Narrow"/>
+                <w:b/>
+                <w:i w:val="0"/>
+                <w:color w:val="16213E"/>
+                <w:sz w:val="22"/>
+              </w:rPr>
+              <w:t>Comunicazioni del locale</w:t>
+            </w:r>
+          </w:p>
+        </w:tc>
+        <w:tc>
+          <w:tcPr>
+            <w:tcW w:w="5039" w:type="dxa"/>
+            <w:shd w:val="clear" w:color="auto" w:fill="FFFFFF"/>
+            <w:tcBorders>
+              <w:top w:val="nil"/>
+              <w:bottom w:val="single" w:sz="8" w:color="DEE2E6" w:space="0"/>
+              <w:left w:val="nil"/>
+              <w:right w:val="nil"/>
+            </w:tcBorders>
+            <w:tcMar>
+              <w:top w:w="55" w:type="dxa"/>
+              <w:bottom w:w="55" w:type="dxa"/>
+              <w:left w:w="80" w:type="dxa"/>
+              <w:right w:w="80" w:type="dxa"/>
+            </w:tcMar>
+          </w:tcPr>
+          <w:p>
+            <w:pPr>
+              <w:spacing w:before="0" w:after="0"/>
+            </w:pPr>
+            <w:r>
+              <w:rPr>
+                <w:rFonts w:ascii="PT Sans Narrow" w:hAnsi="PT Sans Narrow" w:cs="PT Sans Narrow" w:eastAsia="PT Sans Narrow"/>
+                <w:b w:val="0"/>
+                <w:i w:val="0"/>
+                <w:color w:val="6C757D"/>
+                <w:sz w:val="22"/>
+              </w:rPr>
+              <w:t>Interruttore: novità del menu, sondaggi e promozioni. Se lo spegni non le ricevi più; gli avvisi di servizio (ordine pronto, promemoria) arrivano comunque. Lo stesso link è in fondo a ogni email</w:t>
+            </w:r>
+          </w:p>
+        </w:tc>
+      </w:tr>
+      <w:tr>
+        <w:tc>
+          <w:tcPr>
+            <w:tcW w:w="1889" w:type="dxa"/>
+            <w:shd w:val="clear" w:color="auto" w:fill="F8F9FA"/>
+            <w:tcBorders>
+              <w:top w:val="nil"/>
+              <w:bottom w:val="single" w:sz="8" w:color="DEE2E6" w:space="0"/>
+              <w:left w:val="nil"/>
+              <w:right w:val="nil"/>
+            </w:tcBorders>
+            <w:tcMar>
+              <w:top w:w="55" w:type="dxa"/>
+              <w:bottom w:w="55" w:type="dxa"/>
+              <w:left w:w="80" w:type="dxa"/>
+              <w:right w:w="80" w:type="dxa"/>
+            </w:tcMar>
+          </w:tcPr>
+          <w:p>
+            <w:pPr>
+              <w:spacing w:before="0" w:after="0"/>
+            </w:pPr>
+            <w:r>
+              <w:rPr>
+                <w:rFonts w:ascii="PT Sans Narrow" w:hAnsi="PT Sans Narrow" w:cs="PT Sans Narrow" w:eastAsia="PT Sans Narrow"/>
+                <w:b/>
+                <w:i w:val="0"/>
+                <w:color w:val="16213E"/>
+                <w:sz w:val="22"/>
+              </w:rPr>
+              <w:t>Indirizzo</w:t>
+            </w:r>
+          </w:p>
+        </w:tc>
+        <w:tc>
+          <w:tcPr>
+            <w:tcW w:w="5039" w:type="dxa"/>
+            <w:shd w:val="clear" w:color="auto" w:fill="F8F9FA"/>
             <w:tcBorders>
               <w:top w:val="nil"/>
               <w:bottom w:val="single" w:sz="8" w:color="DEE2E6" w:space="0"/>
@@ -14929,6 +15133,98 @@
     </w:tbl>
     <w:p>
       <w:pPr>
+        <w:spacing w:before="0" w:after="80"/>
+      </w:pPr>
+    </w:p>
+    <w:tbl>
+      <w:tblPr>
+        <w:tblLook w:firstColumn="1" w:firstRow="1" w:lastColumn="0" w:lastRow="0" w:noHBand="0" w:noVBand="1" w:val="04A0"/>
+        <w:tblBorders>
+          <w:top w:val="nil"/>
+          <w:left w:val="nil"/>
+          <w:bottom w:val="nil"/>
+          <w:right w:val="nil"/>
+          <w:insideH w:val="nil"/>
+          <w:insideV w:val="nil"/>
+        </w:tblBorders>
+        <w:tblW w:w="6929" w:type="dxa"/>
+      </w:tblPr>
+      <w:tblGrid>
+        <w:gridCol w:w="4706"/>
+        <w:gridCol w:w="4706"/>
+      </w:tblGrid>
+      <w:tr>
+        <w:tc>
+          <w:tcPr>
+            <w:tcW w:w="472" w:type="dxa"/>
+            <w:shd w:val="clear" w:color="auto" w:fill="27AE60"/>
+            <w:tcMar>
+              <w:top w:w="70" w:type="dxa"/>
+              <w:bottom w:w="70" w:type="dxa"/>
+              <w:left w:w="40" w:type="dxa"/>
+              <w:right w:w="40" w:type="dxa"/>
+            </w:tcMar>
+            <w:vAlign w:val="center"/>
+          </w:tcPr>
+          <w:p>
+            <w:pPr>
+              <w:spacing w:before="0" w:after="0"/>
+              <w:jc w:val="center"/>
+            </w:pPr>
+            <w:r>
+              <w:rPr>
+                <w:rFonts w:ascii="PT Sans Narrow" w:hAnsi="PT Sans Narrow" w:cs="PT Sans Narrow" w:eastAsia="PT Sans Narrow"/>
+                <w:b/>
+                <w:i w:val="0"/>
+                <w:color w:val="FFFFFF"/>
+                <w:sz w:val="30"/>
+              </w:rPr>
+              <w:t>7</w:t>
+            </w:r>
+          </w:p>
+        </w:tc>
+        <w:tc>
+          <w:tcPr>
+            <w:tcW w:type="dxa" w:w="4706"/>
+            <w:shd w:val="clear" w:color="auto" w:fill="F0F4F8"/>
+            <w:tcMar>
+              <w:top w:w="70" w:type="dxa"/>
+              <w:bottom w:w="70" w:type="dxa"/>
+              <w:left w:w="110" w:type="dxa"/>
+              <w:right w:w="90" w:type="dxa"/>
+            </w:tcMar>
+          </w:tcPr>
+          <w:p>
+            <w:pPr>
+              <w:spacing w:before="0" w:after="60"/>
+            </w:pPr>
+            <w:r>
+              <w:rPr>
+                <w:rFonts w:ascii="PT Sans Narrow" w:hAnsi="PT Sans Narrow" w:cs="PT Sans Narrow" w:eastAsia="PT Sans Narrow"/>
+                <w:b/>
+                <w:i w:val="0"/>
+                <w:color w:val="16213E"/>
+                <w:sz w:val="26"/>
+              </w:rPr>
+              <w:t>Se vuoi, aggiungi le "attenzioni" e come vuoi il pranzo</w:t>
+              <w:br/>
+            </w:r>
+            <w:r>
+              <w:rPr>
+                <w:rFonts w:ascii="PT Sans Narrow" w:hAnsi="PT Sans Narrow" w:cs="PT Sans Narrow" w:eastAsia="PT Sans Narrow"/>
+                <w:b w:val="0"/>
+                <w:i w:val="0"/>
+                <w:color w:val="6C757D"/>
+                <w:sz w:val="24"/>
+              </w:rPr>
+              <w:t>Glicemia alta o diabete, pressione alta, colesterolo alto, gravidanza o allattamento, reflusso, digestione lenta, acido urico alto, fegato affaticato: ognuna fa evitare al piano certe famiglie di piatti (dolci e bibite per la glicemia, salumi e formaggi stagionati per la pressione...) e le segnala nel menu. Scegli anche l'equilibrio del pranzo (bilanciato, più proteine, pochi carboidrati, mediterraneo), quando ti alleni (a pausa pranzo il pranzo si alleggerisce), la porzione (piccola, normale, abbondante), il peso che vuoi raggiungere, il girovita e quanti pasti fai al giorno. Con peso e altezza la pagina mostra l'indice di massa corporea e il rapporto vita/altezza — indicatori generali, non una valutazione clinica — e con il peso obiettivo una stima di quante settimane servono a quel ritmo</w:t>
+            </w:r>
+          </w:p>
+        </w:tc>
+      </w:tr>
+    </w:tbl>
+    <w:p>
+      <w:pPr>
         <w:spacing w:before="0" w:after="160"/>
       </w:pPr>
     </w:p>
@@ -15143,7 +15439,365 @@
           <w:color w:val="16213E"/>
           <w:sz w:val="32"/>
         </w:rPr>
-        <w:t>10.3  Il piano della settimana</w:t>
+        <w:t>10.3  Le tue analisi: il referto</w:t>
+      </w:r>
+    </w:p>
+    <w:tbl>
+      <w:tblPr>
+        <w:tblLook w:firstColumn="1" w:firstRow="1" w:lastColumn="0" w:lastRow="0" w:noHBand="0" w:noVBand="1" w:val="04A0"/>
+        <w:tblBorders>
+          <w:top w:val="nil"/>
+          <w:left w:val="nil"/>
+          <w:bottom w:val="nil"/>
+          <w:right w:val="nil"/>
+          <w:insideH w:val="nil"/>
+          <w:insideV w:val="nil"/>
+        </w:tblBorders>
+        <w:tblW w:w="6929" w:type="dxa"/>
+      </w:tblPr>
+      <w:tblGrid>
+        <w:gridCol w:w="4706"/>
+        <w:gridCol w:w="4706"/>
+      </w:tblGrid>
+      <w:tr>
+        <w:tc>
+          <w:tcPr>
+            <w:tcW w:w="472" w:type="dxa"/>
+            <w:shd w:val="clear" w:color="auto" w:fill="27AE60"/>
+            <w:tcMar>
+              <w:top w:w="70" w:type="dxa"/>
+              <w:bottom w:w="70" w:type="dxa"/>
+              <w:left w:w="40" w:type="dxa"/>
+              <w:right w:w="40" w:type="dxa"/>
+            </w:tcMar>
+            <w:vAlign w:val="center"/>
+          </w:tcPr>
+          <w:p>
+            <w:pPr>
+              <w:spacing w:before="0" w:after="0"/>
+              <w:jc w:val="center"/>
+            </w:pPr>
+            <w:r>
+              <w:rPr>
+                <w:rFonts w:ascii="PT Sans Narrow" w:hAnsi="PT Sans Narrow" w:cs="PT Sans Narrow" w:eastAsia="PT Sans Narrow"/>
+                <w:b/>
+                <w:i w:val="0"/>
+                <w:color w:val="FFFFFF"/>
+                <w:sz w:val="30"/>
+              </w:rPr>
+              <w:t>1</w:t>
+            </w:r>
+          </w:p>
+        </w:tc>
+        <w:tc>
+          <w:tcPr>
+            <w:tcW w:type="dxa" w:w="4706"/>
+            <w:shd w:val="clear" w:color="auto" w:fill="F0F4F8"/>
+            <w:tcMar>
+              <w:top w:w="70" w:type="dxa"/>
+              <w:bottom w:w="70" w:type="dxa"/>
+              <w:left w:w="110" w:type="dxa"/>
+              <w:right w:w="90" w:type="dxa"/>
+            </w:tcMar>
+          </w:tcPr>
+          <w:p>
+            <w:pPr>
+              <w:spacing w:before="0" w:after="60"/>
+            </w:pPr>
+            <w:r>
+              <w:rPr>
+                <w:rFonts w:ascii="PT Sans Narrow" w:hAnsi="PT Sans Narrow" w:cs="PT Sans Narrow" w:eastAsia="PT Sans Narrow"/>
+                <w:b/>
+                <w:i w:val="0"/>
+                <w:color w:val="16213E"/>
+                <w:sz w:val="26"/>
+              </w:rPr>
+              <w:t>Apri "Referto analisi" dalla pagina della dieta (o dal profilo)</w:t>
+              <w:br/>
+            </w:r>
+            <w:r>
+              <w:rPr>
+                <w:rFonts w:ascii="PT Sans Narrow" w:hAnsi="PT Sans Narrow" w:cs="PT Sans Narrow" w:eastAsia="PT Sans Narrow"/>
+                <w:b w:val="0"/>
+                <w:i w:val="0"/>
+                <w:color w:val="6C757D"/>
+                <w:sz w:val="24"/>
+              </w:rPr>
+              <w:t>Carica il PDF del laboratorio oppure scrivi tu i valori: glicemia, emoglobina glicata, colesterolo totale, HDL e LDL, trigliceridi, acido urico, emoglobina, ferritina, vitamina D, creatinina, transaminasi, pressione</w:t>
+            </w:r>
+          </w:p>
+        </w:tc>
+      </w:tr>
+    </w:tbl>
+    <w:p>
+      <w:pPr>
+        <w:spacing w:before="0" w:after="80"/>
+      </w:pPr>
+    </w:p>
+    <w:tbl>
+      <w:tblPr>
+        <w:tblLook w:firstColumn="1" w:firstRow="1" w:lastColumn="0" w:lastRow="0" w:noHBand="0" w:noVBand="1" w:val="04A0"/>
+        <w:tblBorders>
+          <w:top w:val="nil"/>
+          <w:left w:val="nil"/>
+          <w:bottom w:val="nil"/>
+          <w:right w:val="nil"/>
+          <w:insideH w:val="nil"/>
+          <w:insideV w:val="nil"/>
+        </w:tblBorders>
+        <w:tblW w:w="6929" w:type="dxa"/>
+      </w:tblPr>
+      <w:tblGrid>
+        <w:gridCol w:w="4706"/>
+        <w:gridCol w:w="4706"/>
+      </w:tblGrid>
+      <w:tr>
+        <w:tc>
+          <w:tcPr>
+            <w:tcW w:w="472" w:type="dxa"/>
+            <w:shd w:val="clear" w:color="auto" w:fill="27AE60"/>
+            <w:tcMar>
+              <w:top w:w="70" w:type="dxa"/>
+              <w:bottom w:w="70" w:type="dxa"/>
+              <w:left w:w="40" w:type="dxa"/>
+              <w:right w:w="40" w:type="dxa"/>
+            </w:tcMar>
+            <w:vAlign w:val="center"/>
+          </w:tcPr>
+          <w:p>
+            <w:pPr>
+              <w:spacing w:before="0" w:after="0"/>
+              <w:jc w:val="center"/>
+            </w:pPr>
+            <w:r>
+              <w:rPr>
+                <w:rFonts w:ascii="PT Sans Narrow" w:hAnsi="PT Sans Narrow" w:cs="PT Sans Narrow" w:eastAsia="PT Sans Narrow"/>
+                <w:b/>
+                <w:i w:val="0"/>
+                <w:color w:val="FFFFFF"/>
+                <w:sz w:val="30"/>
+              </w:rPr>
+              <w:t>2</w:t>
+            </w:r>
+          </w:p>
+        </w:tc>
+        <w:tc>
+          <w:tcPr>
+            <w:tcW w:type="dxa" w:w="4706"/>
+            <w:shd w:val="clear" w:color="auto" w:fill="F0F4F8"/>
+            <w:tcMar>
+              <w:top w:w="70" w:type="dxa"/>
+              <w:bottom w:w="70" w:type="dxa"/>
+              <w:left w:w="110" w:type="dxa"/>
+              <w:right w:w="90" w:type="dxa"/>
+            </w:tcMar>
+          </w:tcPr>
+          <w:p>
+            <w:pPr>
+              <w:spacing w:before="0" w:after="60"/>
+            </w:pPr>
+            <w:r>
+              <w:rPr>
+                <w:rFonts w:ascii="PT Sans Narrow" w:hAnsi="PT Sans Narrow" w:cs="PT Sans Narrow" w:eastAsia="PT Sans Narrow"/>
+                <w:b/>
+                <w:i w:val="0"/>
+                <w:color w:val="16213E"/>
+                <w:sz w:val="26"/>
+              </w:rPr>
+              <w:t>Leggi la proposta</w:t>
+              <w:br/>
+            </w:r>
+            <w:r>
+              <w:rPr>
+                <w:rFonts w:ascii="PT Sans Narrow" w:hAnsi="PT Sans Narrow" w:cs="PT Sans Narrow" w:eastAsia="PT Sans Narrow"/>
+                <w:b w:val="0"/>
+                <w:i w:val="0"/>
+                <w:color w:val="6C757D"/>
+                <w:sz w:val="24"/>
+              </w:rPr>
+              <w:t>Ogni valore viene confrontato con intervalli di riferimento generali (per il tuo sesso) e segnato come nella norma, al limite, alto o basso. Ne esce una proposta: quali attenzioni accendere, quale equilibrio del pranzo usare, qualche consiglio in parole</w:t>
+            </w:r>
+          </w:p>
+        </w:tc>
+      </w:tr>
+    </w:tbl>
+    <w:p>
+      <w:pPr>
+        <w:spacing w:before="0" w:after="80"/>
+      </w:pPr>
+    </w:p>
+    <w:tbl>
+      <w:tblPr>
+        <w:tblLook w:firstColumn="1" w:firstRow="1" w:lastColumn="0" w:lastRow="0" w:noHBand="0" w:noVBand="1" w:val="04A0"/>
+        <w:tblBorders>
+          <w:top w:val="nil"/>
+          <w:left w:val="nil"/>
+          <w:bottom w:val="nil"/>
+          <w:right w:val="nil"/>
+          <w:insideH w:val="nil"/>
+          <w:insideV w:val="nil"/>
+        </w:tblBorders>
+        <w:tblW w:w="6929" w:type="dxa"/>
+      </w:tblPr>
+      <w:tblGrid>
+        <w:gridCol w:w="4706"/>
+        <w:gridCol w:w="4706"/>
+      </w:tblGrid>
+      <w:tr>
+        <w:tc>
+          <w:tcPr>
+            <w:tcW w:w="472" w:type="dxa"/>
+            <w:shd w:val="clear" w:color="auto" w:fill="27AE60"/>
+            <w:tcMar>
+              <w:top w:w="70" w:type="dxa"/>
+              <w:bottom w:w="70" w:type="dxa"/>
+              <w:left w:w="40" w:type="dxa"/>
+              <w:right w:w="40" w:type="dxa"/>
+            </w:tcMar>
+            <w:vAlign w:val="center"/>
+          </w:tcPr>
+          <w:p>
+            <w:pPr>
+              <w:spacing w:before="0" w:after="0"/>
+              <w:jc w:val="center"/>
+            </w:pPr>
+            <w:r>
+              <w:rPr>
+                <w:rFonts w:ascii="PT Sans Narrow" w:hAnsi="PT Sans Narrow" w:cs="PT Sans Narrow" w:eastAsia="PT Sans Narrow"/>
+                <w:b/>
+                <w:i w:val="0"/>
+                <w:color w:val="FFFFFF"/>
+                <w:sz w:val="30"/>
+              </w:rPr>
+              <w:t>3</w:t>
+            </w:r>
+          </w:p>
+        </w:tc>
+        <w:tc>
+          <w:tcPr>
+            <w:tcW w:type="dxa" w:w="4706"/>
+            <w:shd w:val="clear" w:color="auto" w:fill="F0F4F8"/>
+            <w:tcMar>
+              <w:top w:w="70" w:type="dxa"/>
+              <w:bottom w:w="70" w:type="dxa"/>
+              <w:left w:w="110" w:type="dxa"/>
+              <w:right w:w="90" w:type="dxa"/>
+            </w:tcMar>
+          </w:tcPr>
+          <w:p>
+            <w:pPr>
+              <w:spacing w:before="0" w:after="60"/>
+            </w:pPr>
+            <w:r>
+              <w:rPr>
+                <w:rFonts w:ascii="PT Sans Narrow" w:hAnsi="PT Sans Narrow" w:cs="PT Sans Narrow" w:eastAsia="PT Sans Narrow"/>
+                <w:b/>
+                <w:i w:val="0"/>
+                <w:color w:val="16213E"/>
+                <w:sz w:val="26"/>
+              </w:rPr>
+              <w:t>"Applica alla mia dieta" aggiorna le preferenze e rifà il piano</w:t>
+              <w:br/>
+            </w:r>
+            <w:r>
+              <w:rPr>
+                <w:rFonts w:ascii="PT Sans Narrow" w:hAnsi="PT Sans Narrow" w:cs="PT Sans Narrow" w:eastAsia="PT Sans Narrow"/>
+                <w:b w:val="0"/>
+                <w:i w:val="0"/>
+                <w:color w:val="6C757D"/>
+                <w:sz w:val="24"/>
+              </w:rPr>
+              <w:t>Le attenzioni proposte si accendono (quelle che avevi restano) e i pranzi della settimana vengono ricomposti. Puoi caricare un referto nuovo quando vuoi e cancellare i vecchi</w:t>
+            </w:r>
+          </w:p>
+        </w:tc>
+      </w:tr>
+    </w:tbl>
+    <w:p>
+      <w:pPr>
+        <w:spacing w:before="0" w:after="120"/>
+      </w:pPr>
+    </w:p>
+    <w:tbl>
+      <w:tblPr>
+        <w:tblLook w:firstColumn="1" w:firstRow="1" w:lastColumn="0" w:lastRow="0" w:noHBand="0" w:noVBand="1" w:val="04A0"/>
+        <w:tblBorders>
+          <w:top w:val="nil"/>
+          <w:left w:val="nil"/>
+          <w:bottom w:val="nil"/>
+          <w:right w:val="nil"/>
+          <w:insideH w:val="nil"/>
+          <w:insideV w:val="nil"/>
+        </w:tblBorders>
+        <w:tblW w:w="6929" w:type="dxa"/>
+      </w:tblPr>
+      <w:tblGrid>
+        <w:gridCol w:w="9412"/>
+      </w:tblGrid>
+      <w:tr>
+        <w:tc>
+          <w:tcPr>
+            <w:tcW w:type="dxa" w:w="9412"/>
+            <w:shd w:val="clear" w:color="auto" w:fill="F5F5F5"/>
+            <w:tcBorders>
+              <w:top w:val="single" w:sz="14" w:color="E8E8E8" w:space="0"/>
+              <w:bottom w:val="single" w:sz="14" w:color="E8E8E8" w:space="0"/>
+              <w:left w:val="single" w:sz="14" w:color="E94560" w:space="0"/>
+              <w:right w:val="single" w:sz="14" w:color="E8E8E8" w:space="0"/>
+            </w:tcBorders>
+            <w:tcMar>
+              <w:top w:w="70" w:type="dxa"/>
+              <w:bottom w:w="70" w:type="dxa"/>
+              <w:left w:w="130" w:type="dxa"/>
+              <w:right w:w="90" w:type="dxa"/>
+            </w:tcMar>
+          </w:tcPr>
+          <w:p>
+            <w:pPr>
+              <w:spacing w:before="0" w:after="0"/>
+            </w:pPr>
+            <w:r>
+              <w:rPr>
+                <w:rFonts w:ascii="PT Sans Narrow" w:hAnsi="PT Sans Narrow" w:cs="PT Sans Narrow" w:eastAsia="PT Sans Narrow"/>
+                <w:b w:val="0"/>
+                <w:i w:val="0"/>
+                <w:color w:val="E94560"/>
+                <w:sz w:val="26"/>
+              </w:rPr>
+              <w:t xml:space="preserve">⚠️  </w:t>
+            </w:r>
+            <w:r>
+              <w:rPr>
+                <w:rFonts w:ascii="PT Sans Narrow" w:hAnsi="PT Sans Narrow" w:cs="PT Sans Narrow" w:eastAsia="PT Sans Narrow"/>
+                <w:b w:val="0"/>
+                <w:i w:val="0"/>
+                <w:color w:val="343A40"/>
+                <w:sz w:val="26"/>
+              </w:rPr>
+              <w:t>Il file viene letto e scartato subito: non resta salvato da nessuna parte. Restano solo i valori riconosciuti, che vedi in pagina e puoi eliminare. Non è una lettura medica del referto: gli intervalli sono generali, non quelli del tuo laboratorio, e ogni valore fuori soglia va discusso con il tuo medico.</w:t>
+            </w:r>
+          </w:p>
+        </w:tc>
+      </w:tr>
+    </w:tbl>
+    <w:p>
+      <w:pPr>
+        <w:spacing w:before="0" w:after="160"/>
+      </w:pPr>
+    </w:p>
+    <w:p>
+      <w:pPr>
+        <w:spacing w:before="160" w:after="60"/>
+      </w:pPr>
+      <w:r>
+        <w:rPr>
+          <w:rFonts w:ascii="PT Sans Narrow" w:hAnsi="PT Sans Narrow" w:cs="PT Sans Narrow" w:eastAsia="PT Sans Narrow"/>
+          <w:b/>
+          <w:i w:val="0"/>
+          <w:color w:val="16213E"/>
+          <w:sz w:val="32"/>
+        </w:rPr>
+        <w:t>10.4  Il piano della settimana</w:t>
       </w:r>
     </w:p>
     <w:tbl>
@@ -20840,7 +21494,7 @@
                 <w:color w:val="16213E"/>
                 <w:sz w:val="22"/>
               </w:rPr>
-              <w:t>Avere il piano della settimana</w:t>
+              <w:t>Caricare le analisi e avere una proposta</w:t>
             </w:r>
           </w:p>
         </w:tc>
@@ -20873,7 +21527,7 @@
                 <w:color w:val="6C757D"/>
                 <w:sz w:val="22"/>
               </w:rPr>
-              <w:t>La mia dieta → Componi il piano</w:t>
+              <w:t>La mia dieta → Referto analisi</w:t>
             </w:r>
           </w:p>
         </w:tc>
@@ -20941,7 +21595,7 @@
                 <w:color w:val="16213E"/>
                 <w:sz w:val="22"/>
               </w:rPr>
-              <w:t>Votare un sondaggio</w:t>
+              <w:t>Avere il piano della settimana</w:t>
             </w:r>
           </w:p>
         </w:tc>
@@ -20974,7 +21628,7 @@
                 <w:color w:val="6C757D"/>
                 <w:sz w:val="22"/>
               </w:rPr>
-              <w:t>Sondaggi (o Vota il Menu)</w:t>
+              <w:t>La mia dieta → Componi il piano</w:t>
             </w:r>
           </w:p>
         </w:tc>
@@ -21007,7 +21661,7 @@
                 <w:color w:val="6C757D"/>
                 <w:sz w:val="22"/>
               </w:rPr>
-              <w:t>11</w:t>
+              <w:t>10.4</w:t>
             </w:r>
           </w:p>
         </w:tc>
@@ -21042,7 +21696,7 @@
                 <w:color w:val="16213E"/>
                 <w:sz w:val="22"/>
               </w:rPr>
-              <w:t>Attivare notifiche Telegram</w:t>
+              <w:t>Votare un sondaggio</w:t>
             </w:r>
           </w:p>
         </w:tc>
@@ -21075,7 +21729,7 @@
                 <w:color w:val="6C757D"/>
                 <w:sz w:val="22"/>
               </w:rPr>
-              <w:t>Chiedi al cassiere / admin</w:t>
+              <w:t>Sondaggi (o Vota il Menu)</w:t>
             </w:r>
           </w:p>
         </w:tc>
@@ -21108,7 +21762,7 @@
                 <w:color w:val="6C757D"/>
                 <w:sz w:val="22"/>
               </w:rPr>
-              <w:t>12.2</w:t>
+              <w:t>11</w:t>
             </w:r>
           </w:p>
         </w:tc>
@@ -21143,7 +21797,7 @@
                 <w:color w:val="16213E"/>
                 <w:sz w:val="22"/>
               </w:rPr>
-              <w:t>Collegare Telegram</w:t>
+              <w:t>Attivare notifiche Telegram</w:t>
             </w:r>
           </w:p>
         </w:tc>
@@ -21176,7 +21830,7 @@
                 <w:color w:val="6C757D"/>
                 <w:sz w:val="22"/>
               </w:rPr>
-              <w:t>Profilo → Collega Telegram</w:t>
+              <w:t>Chiedi al cassiere / admin</w:t>
             </w:r>
           </w:p>
         </w:tc>
@@ -21184,6 +21838,107 @@
           <w:tcPr>
             <w:tcW w:w="1811" w:type="dxa"/>
             <w:shd w:val="clear" w:color="auto" w:fill="F8F9FA"/>
+            <w:tcBorders>
+              <w:top w:val="nil"/>
+              <w:bottom w:val="single" w:sz="8" w:color="DEE2E6" w:space="0"/>
+              <w:left w:val="nil"/>
+              <w:right w:val="nil"/>
+            </w:tcBorders>
+            <w:tcMar>
+              <w:top w:w="55" w:type="dxa"/>
+              <w:bottom w:w="55" w:type="dxa"/>
+              <w:left w:w="80" w:type="dxa"/>
+              <w:right w:w="80" w:type="dxa"/>
+            </w:tcMar>
+          </w:tcPr>
+          <w:p>
+            <w:pPr>
+              <w:spacing w:before="0" w:after="0"/>
+            </w:pPr>
+            <w:r>
+              <w:rPr>
+                <w:rFonts w:ascii="PT Sans Narrow" w:hAnsi="PT Sans Narrow" w:cs="PT Sans Narrow" w:eastAsia="PT Sans Narrow"/>
+                <w:b w:val="0"/>
+                <w:i w:val="0"/>
+                <w:color w:val="6C757D"/>
+                <w:sz w:val="22"/>
+              </w:rPr>
+              <w:t>12.2</w:t>
+            </w:r>
+          </w:p>
+        </w:tc>
+      </w:tr>
+      <w:tr>
+        <w:tc>
+          <w:tcPr>
+            <w:tcW w:w="2559" w:type="dxa"/>
+            <w:shd w:val="clear" w:color="auto" w:fill="FFFFFF"/>
+            <w:tcBorders>
+              <w:top w:val="nil"/>
+              <w:bottom w:val="single" w:sz="8" w:color="DEE2E6" w:space="0"/>
+              <w:left w:val="nil"/>
+              <w:right w:val="nil"/>
+            </w:tcBorders>
+            <w:tcMar>
+              <w:top w:w="55" w:type="dxa"/>
+              <w:bottom w:w="55" w:type="dxa"/>
+              <w:left w:w="80" w:type="dxa"/>
+              <w:right w:w="80" w:type="dxa"/>
+            </w:tcMar>
+          </w:tcPr>
+          <w:p>
+            <w:pPr>
+              <w:spacing w:before="0" w:after="0"/>
+            </w:pPr>
+            <w:r>
+              <w:rPr>
+                <w:rFonts w:ascii="PT Sans Narrow" w:hAnsi="PT Sans Narrow" w:cs="PT Sans Narrow" w:eastAsia="PT Sans Narrow"/>
+                <w:b/>
+                <w:i w:val="0"/>
+                <w:color w:val="16213E"/>
+                <w:sz w:val="22"/>
+              </w:rPr>
+              <w:t>Collegare Telegram</w:t>
+            </w:r>
+          </w:p>
+        </w:tc>
+        <w:tc>
+          <w:tcPr>
+            <w:tcW w:w="2559" w:type="dxa"/>
+            <w:shd w:val="clear" w:color="auto" w:fill="FFFFFF"/>
+            <w:tcBorders>
+              <w:top w:val="nil"/>
+              <w:bottom w:val="single" w:sz="8" w:color="DEE2E6" w:space="0"/>
+              <w:left w:val="nil"/>
+              <w:right w:val="nil"/>
+            </w:tcBorders>
+            <w:tcMar>
+              <w:top w:w="55" w:type="dxa"/>
+              <w:bottom w:w="55" w:type="dxa"/>
+              <w:left w:w="80" w:type="dxa"/>
+              <w:right w:w="80" w:type="dxa"/>
+            </w:tcMar>
+          </w:tcPr>
+          <w:p>
+            <w:pPr>
+              <w:spacing w:before="0" w:after="0"/>
+            </w:pPr>
+            <w:r>
+              <w:rPr>
+                <w:rFonts w:ascii="PT Sans Narrow" w:hAnsi="PT Sans Narrow" w:cs="PT Sans Narrow" w:eastAsia="PT Sans Narrow"/>
+                <w:b w:val="0"/>
+                <w:i w:val="0"/>
+                <w:color w:val="6C757D"/>
+                <w:sz w:val="22"/>
+              </w:rPr>
+              <w:t>Profilo → Collega Telegram</w:t>
+            </w:r>
+          </w:p>
+        </w:tc>
+        <w:tc>
+          <w:tcPr>
+            <w:tcW w:w="1811" w:type="dxa"/>
+            <w:shd w:val="clear" w:color="auto" w:fill="FFFFFF"/>
             <w:tcBorders>
               <w:top w:val="nil"/>
               <w:bottom w:val="single" w:sz="8" w:color="DEE2E6" w:space="0"/>

--- a/docs/manuali/guida_cliente.docx
+++ b/docs/manuali/guida_cliente.docx
@@ -2243,6 +2243,73 @@
     <w:p>
       <w:pPr>
         <w:spacing w:before="0" w:after="160"/>
+      </w:pPr>
+    </w:p>
+    <w:tbl>
+      <w:tblPr>
+        <w:tblLook w:firstColumn="1" w:firstRow="1" w:lastColumn="0" w:lastRow="0" w:noHBand="0" w:noVBand="1" w:val="04A0"/>
+        <w:tblBorders>
+          <w:top w:val="nil"/>
+          <w:left w:val="nil"/>
+          <w:bottom w:val="nil"/>
+          <w:right w:val="nil"/>
+          <w:insideH w:val="nil"/>
+          <w:insideV w:val="nil"/>
+        </w:tblBorders>
+        <w:tblW w:w="6929" w:type="dxa"/>
+      </w:tblPr>
+      <w:tblGrid>
+        <w:gridCol w:w="9412"/>
+      </w:tblGrid>
+      <w:tr>
+        <w:tc>
+          <w:tcPr>
+            <w:tcW w:type="dxa" w:w="9412"/>
+            <w:shd w:val="clear" w:color="auto" w:fill="F5F5F5"/>
+            <w:tcBorders>
+              <w:top w:val="single" w:sz="14" w:color="E8E8E8" w:space="0"/>
+              <w:bottom w:val="single" w:sz="14" w:color="E8E8E8" w:space="0"/>
+              <w:left w:val="single" w:sz="14" w:color="E94560" w:space="0"/>
+              <w:right w:val="single" w:sz="14" w:color="E8E8E8" w:space="0"/>
+            </w:tcBorders>
+            <w:tcMar>
+              <w:top w:w="70" w:type="dxa"/>
+              <w:bottom w:w="70" w:type="dxa"/>
+              <w:left w:w="130" w:type="dxa"/>
+              <w:right w:w="90" w:type="dxa"/>
+            </w:tcMar>
+          </w:tcPr>
+          <w:p>
+            <w:pPr>
+              <w:spacing w:before="0" w:after="0"/>
+            </w:pPr>
+            <w:r>
+              <w:rPr>
+                <w:rFonts w:ascii="PT Sans Narrow" w:hAnsi="PT Sans Narrow" w:cs="PT Sans Narrow" w:eastAsia="PT Sans Narrow"/>
+                <w:b w:val="0"/>
+                <w:i w:val="0"/>
+                <w:color w:val="E94560"/>
+                <w:sz w:val="26"/>
+              </w:rPr>
+              <w:t xml:space="preserve">ℹ️  </w:t>
+            </w:r>
+            <w:r>
+              <w:rPr>
+                <w:rFonts w:ascii="PT Sans Narrow" w:hAnsi="PT Sans Narrow" w:cs="PT Sans Narrow" w:eastAsia="PT Sans Narrow"/>
+                <w:b w:val="0"/>
+                <w:i w:val="0"/>
+                <w:color w:val="343A40"/>
+                <w:sz w:val="26"/>
+              </w:rPr>
+              <w:t>Ogni locale ha la sua pagina di accesso, con il suo nome e il suo colore: l'indirizzo ha la forma /t/nome-locale/login ed è lo stesso dell'email di attivazione e del QR. Dopo l'accesso, in alto a destra, leggi "Locale: …" per sapere dove sei; se entri dalla pagina di un altro locale, ti viene indicata quella giusta.</w:t>
+            </w:r>
+          </w:p>
+        </w:tc>
+      </w:tr>
+    </w:tbl>
+    <w:p>
+      <w:pPr>
+        <w:spacing w:before="0" w:after="80"/>
       </w:pPr>
     </w:p>
     <w:tbl>

--- a/docs/manuali/guida_cliente.docx
+++ b/docs/manuali/guida_cliente.docx
@@ -2301,7 +2301,7 @@
                 <w:color w:val="343A40"/>
                 <w:sz w:val="26"/>
               </w:rPr>
-              <w:t>Ogni locale ha la sua pagina di accesso, con il suo nome e il suo colore: l'indirizzo ha la forma /t/nome-locale/login ed è lo stesso dell'email di attivazione e del QR. Dopo l'accesso, in alto a destra, leggi "Locale: …" per sapere dove sei; se entri dalla pagina di un altro locale, ti viene indicata quella giusta.</w:t>
+              <w:t>Ogni locale ha la sua pagina di accesso, con il suo nome e il suo colore: l'indirizzo ha la forma /t/nome-locale/login ed è lo stesso dell'email di attivazione e del QR. Dopo l'accesso, in alto a destra, leggi "Locale: …" per sapere dove sei; se entri dalla pagina di un altro locale la pagina te lo dice: usa l'indirizzo che ti ha dato il tuo locale.</w:t>
             </w:r>
           </w:p>
         </w:tc>

--- a/docs/manuali/guida_cliente.docx
+++ b/docs/manuali/guida_cliente.docx
@@ -9209,6 +9209,109 @@
                 <w:sz w:val="26"/>
               </w:rPr>
               <w:t>💡  Se un ordine non è arrivato, è sbagliato o c'è un addebito che non riconosci, vai in "I Miei Ordini", individua il numero ordine e mostralo al cassiere.</w:t>
+            </w:r>
+          </w:p>
+        </w:tc>
+      </w:tr>
+    </w:tbl>
+    <w:p>
+      <w:pPr>
+        <w:spacing w:before="0" w:after="160"/>
+      </w:pPr>
+    </w:p>
+    <w:p>
+      <w:pPr>
+        <w:spacing w:before="160" w:after="60"/>
+      </w:pPr>
+      <w:r>
+        <w:rPr>
+          <w:rFonts w:ascii="PT Sans Narrow" w:hAnsi="PT Sans Narrow" w:cs="PT Sans Narrow" w:eastAsia="PT Sans Narrow"/>
+          <w:b/>
+          <w:i w:val="0"/>
+          <w:color w:val="16213E"/>
+          <w:sz w:val="32"/>
+        </w:rPr>
+        <w:t>5.5  Limite di spesa giornaliero</w:t>
+      </w:r>
+    </w:p>
+    <w:p>
+      <w:pPr>
+        <w:spacing w:before="0" w:after="80"/>
+        <w:jc w:val="left"/>
+      </w:pPr>
+      <w:r>
+        <w:rPr>
+          <w:rFonts w:ascii="PT Sans Narrow" w:hAnsi="PT Sans Narrow" w:cs="PT Sans Narrow" w:eastAsia="PT Sans Narrow"/>
+          <w:b w:val="0"/>
+          <w:i w:val="0"/>
+          <w:color w:val="343A40"/>
+          <w:sz w:val="28"/>
+        </w:rPr>
+        <w:t>Alcuni locali fissano un tetto a quanto puoi spendere in un giorno. Se il tuo carrello lo supererebbe, l'ordine non si conferma subito: parte una richiesta al gestore, che la vedrai "in attesa" in cima a "I Miei Ordini". Appena viene approvata o rifiutata ricevi una notifica (Telegram o email) e, se approvata, l'ordine parte normalmente.</w:t>
+      </w:r>
+    </w:p>
+    <w:p>
+      <w:pPr>
+        <w:spacing w:before="0" w:after="120"/>
+      </w:pPr>
+    </w:p>
+    <w:tbl>
+      <w:tblPr>
+        <w:tblLook w:firstColumn="1" w:firstRow="1" w:lastColumn="0" w:lastRow="0" w:noHBand="0" w:noVBand="1" w:val="04A0"/>
+        <w:tblBorders>
+          <w:top w:val="nil"/>
+          <w:left w:val="nil"/>
+          <w:bottom w:val="nil"/>
+          <w:right w:val="nil"/>
+          <w:insideH w:val="nil"/>
+          <w:insideV w:val="nil"/>
+        </w:tblBorders>
+        <w:tblW w:w="6929" w:type="dxa"/>
+      </w:tblPr>
+      <w:tblGrid>
+        <w:gridCol w:w="9412"/>
+      </w:tblGrid>
+      <w:tr>
+        <w:tc>
+          <w:tcPr>
+            <w:tcW w:type="dxa" w:w="9412"/>
+            <w:shd w:val="clear" w:color="auto" w:fill="F5F5F5"/>
+            <w:tcBorders>
+              <w:top w:val="single" w:sz="14" w:color="E8E8E8" w:space="0"/>
+              <w:bottom w:val="single" w:sz="14" w:color="E8E8E8" w:space="0"/>
+              <w:left w:val="single" w:sz="14" w:color="E94560" w:space="0"/>
+              <w:right w:val="single" w:sz="14" w:color="E8E8E8" w:space="0"/>
+            </w:tcBorders>
+            <w:tcMar>
+              <w:top w:w="70" w:type="dxa"/>
+              <w:bottom w:w="70" w:type="dxa"/>
+              <w:left w:w="130" w:type="dxa"/>
+              <w:right w:w="90" w:type="dxa"/>
+            </w:tcMar>
+          </w:tcPr>
+          <w:p>
+            <w:pPr>
+              <w:spacing w:before="0" w:after="0"/>
+            </w:pPr>
+            <w:r>
+              <w:rPr>
+                <w:rFonts w:ascii="PT Sans Narrow" w:hAnsi="PT Sans Narrow" w:cs="PT Sans Narrow" w:eastAsia="PT Sans Narrow"/>
+                <w:b w:val="0"/>
+                <w:i w:val="0"/>
+                <w:color w:val="E94560"/>
+                <w:sz w:val="26"/>
+              </w:rPr>
+              <w:t xml:space="preserve">ℹ️  </w:t>
+            </w:r>
+            <w:r>
+              <w:rPr>
+                <w:rFonts w:ascii="PT Sans Narrow" w:hAnsi="PT Sans Narrow" w:cs="PT Sans Narrow" w:eastAsia="PT Sans Narrow"/>
+                <w:b w:val="0"/>
+                <w:i w:val="0"/>
+                <w:color w:val="343A40"/>
+                <w:sz w:val="26"/>
+              </w:rPr>
+              <w:t>Capita raramente e non richiede nulla da parte tua: basta aspettare la risposta, che di solito arriva in pochi minuti.</w:t>
             </w:r>
           </w:p>
         </w:tc>
